--- a/visa_appendices/docx/B_founder_cv.docx
+++ b/visa_appendices/docx/B_founder_cv.docx
@@ -1797,7 +1797,7 @@
           <w:iCs/>
           <w:i/>
         </w:rPr>
-        <w:t xml:space="preserve">This CV is current as at the date of submission. The original signed copy with full personal details is held by the applicant and will be produced on UKES request.</w:t>
+        <w:t xml:space="preserve">This CV was written by the applicant and is current as at the date of submission. The original signed copy with full personal details is held by the applicant and will be produced on UKES request.</w:t>
       </w:r>
     </w:p>
     <w:p>

--- a/visa_appendices/docx/B_founder_cv.docx
+++ b/visa_appendices/docx/B_founder_cv.docx
@@ -2,7 +2,15 @@
 <file path=word/document.xml><?xml version="1.0" encoding="utf-8"?>
 <w:document xmlns:w="http://schemas.openxmlformats.org/wordprocessingml/2006/main" xmlns:m="http://schemas.openxmlformats.org/officeDocument/2006/math" xmlns:r="http://schemas.openxmlformats.org/officeDocument/2006/relationships" xmlns:o="urn:schemas-microsoft-com:office:office" xmlns:v="urn:schemas-microsoft-com:vml" xmlns:w10="urn:schemas-microsoft-com:office:word" xmlns:a="http://schemas.openxmlformats.org/drawingml/2006/main" xmlns:pic="http://schemas.openxmlformats.org/drawingml/2006/picture" xmlns:wp="http://schemas.openxmlformats.org/drawingml/2006/wordprocessingDrawing">
   <w:body>
-    <w:bookmarkStart w:id="45" w:name="appendix-b--founder-cv-yusuf-quadri"/>
+    <w:p>
+      <w:pPr>
+        <w:pStyle w:val="Title"/>
+      </w:pPr>
+      <w:r>
+        <w:t xml:space="preserve">B_founder_cv</w:t>
+      </w:r>
+    </w:p>
+    <w:bookmarkStart w:id="31" w:name="appendix-b-founder-cv-yusuf-quadri"/>
     <w:p>
       <w:pPr>
         <w:pStyle w:val="Heading1"/>
@@ -17,8 +25,8 @@
       </w:pPr>
       <w:r>
         <w:rPr>
+          <w:b/>
           <w:bCs/>
-          <w:b/>
         </w:rPr>
         <w:t xml:space="preserve">QUADRI YUSUF</w:t>
       </w:r>
@@ -31,48 +39,9 @@
       <w:r>
         <w:t xml:space="preserve"> </w:t>
       </w:r>
-      <w:hyperlink r:id="rId20">
-        <w:r>
-          <w:rPr>
-            <w:rStyle w:val="Hyperlink"/>
-          </w:rPr>
-          <w:t xml:space="preserve">quadri.yusuf@dequad.com</w:t>
-        </w:r>
-      </w:hyperlink>
-      <w:r>
-        <w:t xml:space="preserve"> </w:t>
-      </w:r>
-      <w:r>
-        <w:t xml:space="preserve">· 07928132617 ·</w:t>
-      </w:r>
-      <w:r>
-        <w:t xml:space="preserve"> </w:t>
-      </w:r>
-      <w:hyperlink r:id="rId21">
-        <w:r>
-          <w:rPr>
-            <w:rStyle w:val="Hyperlink"/>
-          </w:rPr>
-          <w:t xml:space="preserve">https://www.linkedin.com/in/quadri-yusuf/</w:t>
-        </w:r>
-      </w:hyperlink>
-      <w:r>
-        <w:t xml:space="preserve"> </w:t>
-      </w:r>
-      <w:r>
-        <w:t xml:space="preserve">·</w:t>
-      </w:r>
-      <w:r>
-        <w:t xml:space="preserve"> </w:t>
-      </w:r>
-      <w:hyperlink r:id="rId22">
-        <w:r>
-          <w:rPr>
-            <w:rStyle w:val="Hyperlink"/>
-          </w:rPr>
-          <w:t xml:space="preserve">https://dequad.co.uk</w:t>
-        </w:r>
-      </w:hyperlink>
+      <w:r>
+        <w:t xml:space="preserve">quadri.yusuf@dequad.com · 07928132617 · https://www.linkedin.com/in/quadri-yusuf/ · https://dequad.co.uk</w:t>
+      </w:r>
     </w:p>
     <w:p>
       <w:r>
@@ -81,7 +50,7 @@
         </w:pict>
       </w:r>
     </w:p>
-    <w:bookmarkStart w:id="23" w:name="professional-summary"/>
+    <w:bookmarkStart w:id="9" w:name="professional-summary"/>
     <w:p>
       <w:pPr>
         <w:pStyle w:val="Heading2"/>
@@ -102,8 +71,8 @@
       </w:r>
       <w:r>
         <w:rPr>
+          <w:b/>
           <w:bCs/>
-          <w:b/>
         </w:rPr>
         <w:t xml:space="preserve">Recovery Coordinator at Change Grow Live (Resolutions service)</w:t>
       </w:r>
@@ -115,8 +84,8 @@
       </w:r>
       <w:r>
         <w:rPr>
+          <w:b/>
           <w:bCs/>
-          <w:b/>
         </w:rPr>
         <w:t xml:space="preserve">NHS experience (East London NHS Foundation Trust)</w:t>
       </w:r>
@@ -139,21 +108,21 @@
       </w:r>
       <w:r>
         <w:rPr>
+          <w:b/>
           <w:bCs/>
+        </w:rPr>
+        <w:t xml:space="preserve">University of Bedfordshire Students’ Union President (2021–2023)</w:t>
+      </w:r>
+      <w:r>
+        <w:t xml:space="preserve">, representing 10,000+ students and managing a</w:t>
+      </w:r>
+      <w:r>
+        <w:t xml:space="preserve"> </w:t>
+      </w:r>
+      <w:r>
+        <w:rPr>
           <w:b/>
-        </w:rPr>
-        <w:t xml:space="preserve">University of Bedfordshire Students' Union President (2021–2023)</w:t>
-      </w:r>
-      <w:r>
-        <w:t xml:space="preserve">, representing 10,000+ students and managing a</w:t>
-      </w:r>
-      <w:r>
-        <w:t xml:space="preserve"> </w:t>
-      </w:r>
-      <w:r>
-        <w:rPr>
           <w:bCs/>
-          <w:b/>
         </w:rPr>
         <w:t xml:space="preserve">£900,000 budget</w:t>
       </w:r>
@@ -165,8 +134,8 @@
       </w:r>
       <w:r>
         <w:rPr>
+          <w:b/>
           <w:bCs/>
-          <w:b/>
         </w:rPr>
         <w:t xml:space="preserve">NatWest Accelerator (London cohort, joined 16 March 2026)</w:t>
       </w:r>
@@ -181,8 +150,8 @@
       </w:r>
       <w:r>
         <w:rPr>
+          <w:b/>
           <w:bCs/>
-          <w:b/>
         </w:rPr>
         <w:t xml:space="preserve">Santander Universities Pre-Incubator (2025)</w:t>
       </w:r>
@@ -195,7 +164,7 @@
         <w:pStyle w:val="BodyText"/>
       </w:pPr>
       <w:r>
-        <w:t xml:space="preserve">This combination — daily professional practice in adult safeguarding and mental-health support, senior student-representation leadership, commercial business development, and full-stack product delivery — is precisely the founder profile DEQUAD's safeguarding-first mission requires.</w:t>
+        <w:t xml:space="preserve">This combination — daily professional practice in adult safeguarding and mental-health support, senior student-representation leadership, commercial business development, and full-stack product delivery — is precisely the founder profile DEQUAD’s safeguarding-first mission requires.</w:t>
       </w:r>
     </w:p>
     <w:p>
@@ -205,8 +174,8 @@
         </w:pict>
       </w:r>
     </w:p>
-    <w:bookmarkEnd w:id="23"/>
-    <w:bookmarkStart w:id="24" w:name="core-competencies"/>
+    <w:bookmarkEnd w:id="9"/>
+    <w:bookmarkStart w:id="10" w:name="core-competencies"/>
     <w:p>
       <w:pPr>
         <w:pStyle w:val="Heading2"/>
@@ -218,7 +187,8 @@
     <w:tbl>
       <w:tblPr>
         <w:tblStyle w:val="Table"/>
-        <w:tblW w:type="auto" w:w="0"/>
+        <w:tblW w:type="pct" w:w="5000"/>
+        <w:tblLayout w:type="fixed"/>
         <w:tblLook w:firstRow="1" w:lastRow="0" w:firstColumn="0" w:lastColumn="0" w:noHBand="0" w:noVBand="0" w:val="0020"/>
       </w:tblPr>
       <w:tblGrid>
@@ -228,14 +198,13 @@
       </w:tblGrid>
       <w:tr>
         <w:trPr>
-          <w:tblHeader w:val="true"/>
+          <w:tblHeader w:val="on"/>
         </w:trPr>
         <w:tc>
           <w:tcPr/>
           <w:p>
             <w:pPr>
               <w:pStyle w:val="Compact"/>
-              <w:jc w:val="left"/>
             </w:pPr>
             <w:r>
               <w:t xml:space="preserve">Safeguarding &amp; clinical</w:t>
@@ -247,7 +216,6 @@
           <w:p>
             <w:pPr>
               <w:pStyle w:val="Compact"/>
-              <w:jc w:val="left"/>
             </w:pPr>
             <w:r>
               <w:t xml:space="preserve">Leadership &amp; commercial</w:t>
@@ -259,7 +227,6 @@
           <w:p>
             <w:pPr>
               <w:pStyle w:val="Compact"/>
-              <w:jc w:val="left"/>
             </w:pPr>
             <w:r>
               <w:t xml:space="preserve">Product &amp; technical</w:t>
@@ -273,7 +240,6 @@
           <w:p>
             <w:pPr>
               <w:pStyle w:val="Compact"/>
-              <w:jc w:val="left"/>
             </w:pPr>
             <w:r>
               <w:t xml:space="preserve">Safeguarding adults &amp; children</w:t>
@@ -285,7 +251,6 @@
           <w:p>
             <w:pPr>
               <w:pStyle w:val="Compact"/>
-              <w:jc w:val="left"/>
             </w:pPr>
             <w:r>
               <w:t xml:space="preserve">Team leadership &amp; volunteer supervision</w:t>
@@ -297,7 +262,6 @@
           <w:p>
             <w:pPr>
               <w:pStyle w:val="Compact"/>
-              <w:jc w:val="left"/>
             </w:pPr>
             <w:r>
               <w:t xml:space="preserve">Full-stack engineering (FastAPI, React Native)</w:t>
@@ -311,7 +275,6 @@
           <w:p>
             <w:pPr>
               <w:pStyle w:val="Compact"/>
-              <w:jc w:val="left"/>
             </w:pPr>
             <w:r>
               <w:t xml:space="preserve">Risk assessment &amp; risk management</w:t>
@@ -323,7 +286,6 @@
           <w:p>
             <w:pPr>
               <w:pStyle w:val="Compact"/>
-              <w:jc w:val="left"/>
             </w:pPr>
             <w:r>
               <w:t xml:space="preserve">Stakeholder engagement &amp; influencing</w:t>
@@ -335,7 +297,6 @@
           <w:p>
             <w:pPr>
               <w:pStyle w:val="Compact"/>
-              <w:jc w:val="left"/>
             </w:pPr>
             <w:r>
               <w:t xml:space="preserve">Product strategy &amp; roadmap ownership</w:t>
@@ -349,7 +310,6 @@
           <w:p>
             <w:pPr>
               <w:pStyle w:val="Compact"/>
-              <w:jc w:val="left"/>
             </w:pPr>
             <w:r>
               <w:t xml:space="preserve">Recovery planning &amp; harm reduction</w:t>
@@ -361,7 +321,6 @@
           <w:p>
             <w:pPr>
               <w:pStyle w:val="Compact"/>
-              <w:jc w:val="left"/>
             </w:pPr>
             <w:r>
               <w:t xml:space="preserve">Budget management (£900k SU budget)</w:t>
@@ -373,7 +332,6 @@
           <w:p>
             <w:pPr>
               <w:pStyle w:val="Compact"/>
-              <w:jc w:val="left"/>
             </w:pPr>
             <w:r>
               <w:t xml:space="preserve">Data analytics (SQL, Excel, Power BI)</w:t>
@@ -387,7 +345,6 @@
           <w:p>
             <w:pPr>
               <w:pStyle w:val="Compact"/>
-              <w:jc w:val="left"/>
             </w:pPr>
             <w:r>
               <w:t xml:space="preserve">Multi-agency partnership working</w:t>
@@ -399,7 +356,6 @@
           <w:p>
             <w:pPr>
               <w:pStyle w:val="Compact"/>
-              <w:jc w:val="left"/>
             </w:pPr>
             <w:r>
               <w:t xml:space="preserve">B2B sales &amp; lead generation</w:t>
@@ -411,7 +367,6 @@
           <w:p>
             <w:pPr>
               <w:pStyle w:val="Compact"/>
-              <w:jc w:val="left"/>
             </w:pPr>
             <w:r>
               <w:t xml:space="preserve">UK GDPR / DPIA authorship</w:t>
@@ -425,7 +380,6 @@
           <w:p>
             <w:pPr>
               <w:pStyle w:val="Compact"/>
-              <w:jc w:val="left"/>
             </w:pPr>
             <w:r>
               <w:t xml:space="preserve">Motivational interviewing</w:t>
@@ -437,7 +391,6 @@
           <w:p>
             <w:pPr>
               <w:pStyle w:val="Compact"/>
-              <w:jc w:val="left"/>
             </w:pPr>
             <w:r>
               <w:t xml:space="preserve">Negotiation &amp; contract management</w:t>
@@ -449,7 +402,6 @@
           <w:p>
             <w:pPr>
               <w:pStyle w:val="Compact"/>
-              <w:jc w:val="left"/>
             </w:pPr>
             <w:r>
               <w:t xml:space="preserve">Online Safety Act 2023 compliance</w:t>
@@ -463,7 +415,6 @@
           <w:p>
             <w:pPr>
               <w:pStyle w:val="Compact"/>
-              <w:jc w:val="left"/>
             </w:pPr>
             <w:r>
               <w:t xml:space="preserve">Clinical governance &amp; information governance</w:t>
@@ -475,7 +426,6 @@
           <w:p>
             <w:pPr>
               <w:pStyle w:val="Compact"/>
-              <w:jc w:val="left"/>
             </w:pPr>
             <w:r>
               <w:t xml:space="preserve">Performance &amp; quality improvement</w:t>
@@ -487,7 +437,6 @@
           <w:p>
             <w:pPr>
               <w:pStyle w:val="Compact"/>
-              <w:jc w:val="left"/>
             </w:pPr>
             <w:r>
               <w:t xml:space="preserve">CRM &amp; pipeline development</w:t>
@@ -503,8 +452,8 @@
         </w:pict>
       </w:r>
     </w:p>
-    <w:bookmarkEnd w:id="24"/>
-    <w:bookmarkStart w:id="33" w:name="experience"/>
+    <w:bookmarkEnd w:id="10"/>
+    <w:bookmarkStart w:id="19" w:name="experience"/>
     <w:p>
       <w:pPr>
         <w:pStyle w:val="Heading2"/>
@@ -513,7 +462,7 @@
         <w:t xml:space="preserve">Experience</w:t>
       </w:r>
     </w:p>
-    <w:bookmarkStart w:id="25" w:name="X4a1efec6efe59214762fd8a0033dda89b8054ae"/>
+    <w:bookmarkStart w:id="11" w:name="X93ab02486f7d338d0db0a7b009f36003e4b3d4b"/>
     <w:p>
       <w:pPr>
         <w:pStyle w:val="Heading3"/>
@@ -528,19 +477,19 @@
       </w:pPr>
       <w:r>
         <w:rPr>
+          <w:i/>
           <w:iCs/>
-          <w:i/>
         </w:rPr>
         <w:t xml:space="preserve">2025 – Present · London, United Kingdom</w:t>
       </w:r>
     </w:p>
     <w:p>
       <w:pPr>
+        <w:pStyle w:val="Compact"/>
         <w:numPr>
           <w:ilvl w:val="0"/>
           <w:numId w:val="1001"/>
         </w:numPr>
-        <w:pStyle w:val="Compact"/>
       </w:pPr>
       <w:r>
         <w:t xml:space="preserve">Co-founded DEQUAD with</w:t>
@@ -550,8 +499,8 @@
       </w:r>
       <w:r>
         <w:rPr>
+          <w:b/>
           <w:bCs/>
-          <w:b/>
         </w:rPr>
         <w:t xml:space="preserve">Yusuff Adeagbo (CTO)</w:t>
       </w:r>
@@ -564,23 +513,23 @@
     </w:p>
     <w:p>
       <w:pPr>
+        <w:pStyle w:val="Compact"/>
         <w:numPr>
           <w:ilvl w:val="0"/>
           <w:numId w:val="1001"/>
         </w:numPr>
+      </w:pPr>
+      <w:r>
+        <w:t xml:space="preserve">Built the entire MVP end-to-end: FastAPI backend, MongoDB persistence, React Native / Expo web + native frontends, Stripe billing, safeguarding pipeline and admin dashboard.</w:t>
+      </w:r>
+    </w:p>
+    <w:p>
+      <w:pPr>
         <w:pStyle w:val="Compact"/>
-      </w:pPr>
-      <w:r>
-        <w:t xml:space="preserve">Built the entire MVP end-to-end: FastAPI backend, MongoDB persistence, React Native / Expo web + native frontends, Stripe billing, safeguarding pipeline and admin dashboard.</w:t>
-      </w:r>
-    </w:p>
-    <w:p>
-      <w:pPr>
         <w:numPr>
           <w:ilvl w:val="0"/>
           <w:numId w:val="1001"/>
         </w:numPr>
-        <w:pStyle w:val="Compact"/>
       </w:pPr>
       <w:r>
         <w:t xml:space="preserve">Engineered the closed-network architecture:</w:t>
@@ -603,28 +552,28 @@
     </w:p>
     <w:p>
       <w:pPr>
+        <w:pStyle w:val="Compact"/>
         <w:numPr>
           <w:ilvl w:val="0"/>
           <w:numId w:val="1001"/>
         </w:numPr>
+      </w:pPr>
+      <w:r>
+        <w:t xml:space="preserve">Designed the safeguarding policy modelled on UUK Stepchange / Suicide-Safer Universities guidance — informed directly by day-to-day professional practice in adult safeguarding at Change Grow Live and the NHS; authored the UK GDPR DPIA, Lawful Basis register and Online Safety Act 2023 risk assessment.</w:t>
+      </w:r>
+    </w:p>
+    <w:p>
+      <w:pPr>
         <w:pStyle w:val="Compact"/>
-      </w:pPr>
-      <w:r>
-        <w:t xml:space="preserve">Designed the safeguarding policy modelled on UUK Stepchange / Suicide-Safer Universities guidance — informed directly by day-to-day professional practice in adult safeguarding at Change Grow Live and the NHS; authored the UK GDPR DPIA, Lawful Basis register and Online Safety Act 2023 risk assessment.</w:t>
-      </w:r>
-    </w:p>
-    <w:p>
-      <w:pPr>
         <w:numPr>
           <w:ilvl w:val="0"/>
           <w:numId w:val="1001"/>
         </w:numPr>
-        <w:pStyle w:val="Compact"/>
       </w:pPr>
       <w:r>
         <w:rPr>
+          <w:b/>
           <w:bCs/>
-          <w:b/>
         </w:rPr>
         <w:t xml:space="preserve">Joined the NatWest Accelerator (London cohort) on 16 March 2026</w:t>
       </w:r>
@@ -636,8 +585,8 @@
       </w:r>
       <w:r>
         <w:rPr>
+          <w:b/>
           <w:bCs/>
-          <w:b/>
         </w:rPr>
         <w:t xml:space="preserve">Santander Universities Pre-Incubator programme (2025)</w:t>
       </w:r>
@@ -647,43 +596,46 @@
     </w:p>
     <w:p>
       <w:pPr>
+        <w:pStyle w:val="Compact"/>
         <w:numPr>
           <w:ilvl w:val="0"/>
           <w:numId w:val="1001"/>
         </w:numPr>
-        <w:pStyle w:val="Compact"/>
-      </w:pPr>
-      <w:r>
-        <w:t xml:space="preserve">Anchor pilot discussion currently in progress with the</w:t>
+      </w:pPr>
+      <w:r>
+        <w:t xml:space="preserve">In early, informal conversation about a possible pilot with the</w:t>
       </w:r>
       <w:r>
         <w:t xml:space="preserve"> </w:t>
       </w:r>
       <w:r>
         <w:rPr>
+          <w:b/>
           <w:bCs/>
-          <w:b/>
         </w:rPr>
         <w:t xml:space="preserve">University of Bedfordshire</w:t>
       </w:r>
       <w:r>
-        <w:t xml:space="preserve">, leveraging two years' tenure as the university's Students' Union President.</w:t>
-      </w:r>
-    </w:p>
-    <w:p>
-      <w:pPr>
+        <w:t xml:space="preserve"> </w:t>
+      </w:r>
+      <w:r>
+        <w:t xml:space="preserve">— no agreement, LOI or date is signed — leveraging two years’ tenure as the university’s Students’ Union President.</w:t>
+      </w:r>
+    </w:p>
+    <w:p>
+      <w:pPr>
+        <w:pStyle w:val="Compact"/>
         <w:numPr>
           <w:ilvl w:val="0"/>
           <w:numId w:val="1001"/>
         </w:numPr>
-        <w:pStyle w:val="Compact"/>
       </w:pPr>
       <w:r>
         <w:t xml:space="preserve">Recruited a wider founding team contributing on a pure-equity basis: Dr Gerald Marfo (CMO, PhD Digital Marketing), Adedapo Ajuwon (Senior Software Engineer), Chinyere Jennifer (Senior Advisor — MIGSO-PCUBED).</w:t>
       </w:r>
     </w:p>
-    <w:bookmarkEnd w:id="25"/>
-    <w:bookmarkStart w:id="26" w:name="X47ddf577ab2084f5b375365864bd80cf024c300"/>
+    <w:bookmarkEnd w:id="11"/>
+    <w:bookmarkStart w:id="12" w:name="X03183aa83d9c3f6ca2c3280b8ec1af0ca925ac7"/>
     <w:p>
       <w:pPr>
         <w:pStyle w:val="Heading3"/>
@@ -698,31 +650,31 @@
       </w:pPr>
       <w:r>
         <w:rPr>
+          <w:i/>
           <w:iCs/>
-          <w:i/>
         </w:rPr>
         <w:t xml:space="preserve">2025 – Present · United Kingdom</w:t>
       </w:r>
     </w:p>
     <w:p>
       <w:pPr>
+        <w:pStyle w:val="Compact"/>
         <w:numPr>
           <w:ilvl w:val="0"/>
           <w:numId w:val="1002"/>
         </w:numPr>
+      </w:pPr>
+      <w:r>
+        <w:t xml:space="preserve">Manage a complex caseload of adults receiving treatment for opiate dependence, delivering person-centred recovery plans and evidence-based interventions that promote sustained recovery.</w:t>
+      </w:r>
+    </w:p>
+    <w:p>
+      <w:pPr>
         <w:pStyle w:val="Compact"/>
-      </w:pPr>
-      <w:r>
-        <w:t xml:space="preserve">Manage a complex caseload of adults receiving treatment for opiate dependence, delivering person-centred recovery plans and evidence-based interventions that promote sustained recovery.</w:t>
-      </w:r>
-    </w:p>
-    <w:p>
-      <w:pPr>
         <w:numPr>
           <w:ilvl w:val="0"/>
           <w:numId w:val="1002"/>
         </w:numPr>
-        <w:pStyle w:val="Compact"/>
       </w:pPr>
       <w:r>
         <w:t xml:space="preserve">Complete comprehensive assessments,</w:t>
@@ -732,8 +684,8 @@
       </w:r>
       <w:r>
         <w:rPr>
+          <w:b/>
           <w:bCs/>
-          <w:b/>
         </w:rPr>
         <w:t xml:space="preserve">safeguarding referrals and dynamic risk assessments</w:t>
       </w:r>
@@ -746,54 +698,54 @@
     </w:p>
     <w:p>
       <w:pPr>
+        <w:pStyle w:val="Compact"/>
         <w:numPr>
           <w:ilvl w:val="0"/>
           <w:numId w:val="1002"/>
         </w:numPr>
+      </w:pPr>
+      <w:r>
+        <w:t xml:space="preserve">Work collaboratively with prescribing clinicians, housing providers, probation, social care, mental-health services and community partners to coordinate holistic, multi-agency support.</w:t>
+      </w:r>
+    </w:p>
+    <w:p>
+      <w:pPr>
         <w:pStyle w:val="Compact"/>
-      </w:pPr>
-      <w:r>
-        <w:t xml:space="preserve">Work collaboratively with prescribing clinicians, housing providers, probation, social care, mental-health services and community partners to coordinate holistic, multi-agency support.</w:t>
-      </w:r>
-    </w:p>
-    <w:p>
-      <w:pPr>
         <w:numPr>
           <w:ilvl w:val="0"/>
           <w:numId w:val="1002"/>
         </w:numPr>
+      </w:pPr>
+      <w:r>
+        <w:t xml:space="preserve">Deliver harm-reduction interventions including naloxone education, overdose prevention and health promotion.</w:t>
+      </w:r>
+    </w:p>
+    <w:p>
+      <w:pPr>
         <w:pStyle w:val="Compact"/>
-      </w:pPr>
-      <w:r>
-        <w:t xml:space="preserve">Deliver harm-reduction interventions including naloxone education, overdose prevention and health promotion.</w:t>
-      </w:r>
-    </w:p>
-    <w:p>
-      <w:pPr>
         <w:numPr>
           <w:ilvl w:val="0"/>
           <w:numId w:val="1002"/>
         </w:numPr>
+      </w:pPr>
+      <w:r>
+        <w:t xml:space="preserve">Provide day-to-day supervision, coaching and support to volunteers — allocating work, monitoring progress, giving constructive feedback and encouraging reflective practice.</w:t>
+      </w:r>
+    </w:p>
+    <w:p>
+      <w:pPr>
         <w:pStyle w:val="Compact"/>
-      </w:pPr>
-      <w:r>
-        <w:t xml:space="preserve">Provide day-to-day supervision, coaching and support to volunteers — allocating work, monitoring progress, giving constructive feedback and encouraging reflective practice.</w:t>
-      </w:r>
-    </w:p>
-    <w:p>
-      <w:pPr>
         <w:numPr>
           <w:ilvl w:val="0"/>
           <w:numId w:val="1002"/>
         </w:numPr>
-        <w:pStyle w:val="Compact"/>
       </w:pPr>
       <w:r>
         <w:t xml:space="preserve">Maintain accurate records and ensure compliance with safeguarding, information-governance and organisational policies.</w:t>
       </w:r>
     </w:p>
-    <w:bookmarkEnd w:id="26"/>
-    <w:bookmarkStart w:id="27" w:name="Xfd5c42be577f891d6f45b9c9913e35d7bb6dd34"/>
+    <w:bookmarkEnd w:id="12"/>
+    <w:bookmarkStart w:id="13" w:name="X815c816aa56d2b5ab9dacd5ddb9736d453c8542"/>
     <w:p>
       <w:pPr>
         <w:pStyle w:val="Heading3"/>
@@ -808,50 +760,50 @@
       </w:pPr>
       <w:r>
         <w:rPr>
+          <w:i/>
           <w:iCs/>
-          <w:i/>
         </w:rPr>
         <w:t xml:space="preserve">2022 – Present · London, United Kingdom</w:t>
       </w:r>
     </w:p>
     <w:p>
       <w:pPr>
+        <w:pStyle w:val="Compact"/>
         <w:numPr>
           <w:ilvl w:val="0"/>
           <w:numId w:val="1003"/>
         </w:numPr>
+      </w:pPr>
+      <w:r>
+        <w:t xml:space="preserve">Support adults with mental-health conditions, learning disabilities and autism using person-centred approaches.</w:t>
+      </w:r>
+    </w:p>
+    <w:p>
+      <w:pPr>
         <w:pStyle w:val="Compact"/>
-      </w:pPr>
-      <w:r>
-        <w:t xml:space="preserve">Support adults with mental-health conditions, learning disabilities and autism using person-centred approaches.</w:t>
-      </w:r>
-    </w:p>
-    <w:p>
-      <w:pPr>
         <w:numPr>
           <w:ilvl w:val="0"/>
           <w:numId w:val="1003"/>
         </w:numPr>
+      </w:pPr>
+      <w:r>
+        <w:t xml:space="preserve">Work within multidisciplinary teams to deliver safe, effective care while identifying and escalating safeguarding concerns.</w:t>
+      </w:r>
+    </w:p>
+    <w:p>
+      <w:pPr>
         <w:pStyle w:val="Compact"/>
-      </w:pPr>
-      <w:r>
-        <w:t xml:space="preserve">Work within multidisciplinary teams to deliver safe, effective care while identifying and escalating safeguarding concerns.</w:t>
-      </w:r>
-    </w:p>
-    <w:p>
-      <w:pPr>
         <w:numPr>
           <w:ilvl w:val="0"/>
           <w:numId w:val="1003"/>
         </w:numPr>
-        <w:pStyle w:val="Compact"/>
       </w:pPr>
       <w:r>
         <w:t xml:space="preserve">Maintain high-quality clinical records and contribute to positive patient outcomes.</w:t>
       </w:r>
     </w:p>
-    <w:bookmarkEnd w:id="27"/>
-    <w:bookmarkStart w:id="28" w:name="X1b1806a5005b21b7805791fbd0c4c7593b17345"/>
+    <w:bookmarkEnd w:id="13"/>
+    <w:bookmarkStart w:id="14" w:name="Xd688eb712d8eced5edf5247793fd44b3b10db0c"/>
     <w:p>
       <w:pPr>
         <w:pStyle w:val="Heading3"/>
@@ -866,38 +818,38 @@
       </w:pPr>
       <w:r>
         <w:rPr>
+          <w:i/>
           <w:iCs/>
-          <w:i/>
         </w:rPr>
         <w:t xml:space="preserve">2022 – Present · London, United Kingdom</w:t>
       </w:r>
     </w:p>
     <w:p>
       <w:pPr>
+        <w:pStyle w:val="Compact"/>
         <w:numPr>
           <w:ilvl w:val="0"/>
           <w:numId w:val="1004"/>
         </w:numPr>
+      </w:pPr>
+      <w:r>
+        <w:t xml:space="preserve">Coordinate staffing across inpatient mental-health wards, ensuring safe staffing levels and continuity of care.</w:t>
+      </w:r>
+    </w:p>
+    <w:p>
+      <w:pPr>
         <w:pStyle w:val="Compact"/>
-      </w:pPr>
-      <w:r>
-        <w:t xml:space="preserve">Coordinate staffing across inpatient mental-health wards, ensuring safe staffing levels and continuity of care.</w:t>
-      </w:r>
-    </w:p>
-    <w:p>
-      <w:pPr>
         <w:numPr>
           <w:ilvl w:val="0"/>
           <w:numId w:val="1004"/>
         </w:numPr>
-        <w:pStyle w:val="Compact"/>
       </w:pPr>
       <w:r>
         <w:t xml:space="preserve">Support operational managers by coordinating referrals, admissions and workforce deployment in a fast-paced environment.</w:t>
       </w:r>
     </w:p>
-    <w:bookmarkEnd w:id="28"/>
-    <w:bookmarkStart w:id="29" w:name="X91bc3dbaa7591e2ff364bb37418cb9ca80adbb5"/>
+    <w:bookmarkEnd w:id="14"/>
+    <w:bookmarkStart w:id="15" w:name="Xe7424d15de0622fa537ca91676bdab22c2a2396"/>
     <w:p>
       <w:pPr>
         <w:pStyle w:val="Heading3"/>
@@ -912,50 +864,50 @@
       </w:pPr>
       <w:r>
         <w:rPr>
+          <w:i/>
           <w:iCs/>
-          <w:i/>
         </w:rPr>
         <w:t xml:space="preserve">2024 · United Kingdom</w:t>
       </w:r>
     </w:p>
     <w:p>
       <w:pPr>
+        <w:pStyle w:val="Compact"/>
         <w:numPr>
           <w:ilvl w:val="0"/>
           <w:numId w:val="1005"/>
         </w:numPr>
+      </w:pPr>
+      <w:r>
+        <w:t xml:space="preserve">Conducted outbound sales to generate new business opportunities and expand the customer base; researched, sourced and qualified leads, building and managing a prospect database.</w:t>
+      </w:r>
+    </w:p>
+    <w:p>
+      <w:pPr>
         <w:pStyle w:val="Compact"/>
-      </w:pPr>
-      <w:r>
-        <w:t xml:space="preserve">Conducted outbound sales to generate new business opportunities and expand the customer base; researched, sourced and qualified leads, building and managing a prospect database.</w:t>
-      </w:r>
-    </w:p>
-    <w:p>
-      <w:pPr>
         <w:numPr>
           <w:ilvl w:val="0"/>
           <w:numId w:val="1005"/>
         </w:numPr>
+      </w:pPr>
+      <w:r>
+        <w:t xml:space="preserve">Presented IT solutions to clients, driving adoption of cloud computing, networking and data solutions.</w:t>
+      </w:r>
+    </w:p>
+    <w:p>
+      <w:pPr>
         <w:pStyle w:val="Compact"/>
-      </w:pPr>
-      <w:r>
-        <w:t xml:space="preserve">Presented IT solutions to clients, driving adoption of cloud computing, networking and data solutions.</w:t>
-      </w:r>
-    </w:p>
-    <w:p>
-      <w:pPr>
         <w:numPr>
           <w:ilvl w:val="0"/>
           <w:numId w:val="1005"/>
         </w:numPr>
-        <w:pStyle w:val="Compact"/>
       </w:pPr>
       <w:r>
         <w:t xml:space="preserve">Maintained a CRM database to track sales trends and customer interactions, improving client-engagement strategies.</w:t>
       </w:r>
     </w:p>
-    <w:bookmarkEnd w:id="29"/>
-    <w:bookmarkStart w:id="30" w:name="X993f9e5ec30d16859431433716e620467a8c26d"/>
+    <w:bookmarkEnd w:id="15"/>
+    <w:bookmarkStart w:id="16" w:name="X7b767bb302541d78d2db3c49c74a458b1207412"/>
     <w:p>
       <w:pPr>
         <w:pStyle w:val="Heading3"/>
@@ -970,31 +922,31 @@
       </w:pPr>
       <w:r>
         <w:rPr>
+          <w:i/>
           <w:iCs/>
-          <w:i/>
         </w:rPr>
         <w:t xml:space="preserve">2023 – 2024 · United Kingdom</w:t>
       </w:r>
     </w:p>
     <w:p>
       <w:pPr>
+        <w:pStyle w:val="Compact"/>
         <w:numPr>
           <w:ilvl w:val="0"/>
           <w:numId w:val="1006"/>
         </w:numPr>
+      </w:pPr>
+      <w:r>
+        <w:t xml:space="preserve">Developed partnerships, supported healthcare projects and strengthened stakeholder relationships.</w:t>
+      </w:r>
+    </w:p>
+    <w:p>
+      <w:pPr>
         <w:pStyle w:val="Compact"/>
-      </w:pPr>
-      <w:r>
-        <w:t xml:space="preserve">Developed partnerships, supported healthcare projects and strengthened stakeholder relationships.</w:t>
-      </w:r>
-    </w:p>
-    <w:p>
-      <w:pPr>
         <w:numPr>
           <w:ilvl w:val="0"/>
           <w:numId w:val="1006"/>
         </w:numPr>
-        <w:pStyle w:val="Compact"/>
       </w:pPr>
       <w:r>
         <w:t xml:space="preserve">Analysed sales and customer data to enhance decision-making and forecasting accuracy; built reports and dashboards using</w:t>
@@ -1004,8 +956,8 @@
       </w:r>
       <w:r>
         <w:rPr>
+          <w:b/>
           <w:bCs/>
-          <w:b/>
         </w:rPr>
         <w:t xml:space="preserve">SQL, Excel and Power BI</w:t>
       </w:r>
@@ -1013,14 +965,14 @@
         <w:t xml:space="preserve">.</w:t>
       </w:r>
     </w:p>
-    <w:bookmarkEnd w:id="30"/>
-    <w:bookmarkStart w:id="31" w:name="X0a8609bb180da81f7f137fad82107855b6a490c"/>
+    <w:bookmarkEnd w:id="16"/>
+    <w:bookmarkStart w:id="17" w:name="X79f77f1ac980588dca07efe94437d8f111e6394"/>
     <w:p>
       <w:pPr>
         <w:pStyle w:val="Heading3"/>
       </w:pPr>
       <w:r>
-        <w:t xml:space="preserve">Students' Union President — University of Bedfordshire</w:t>
+        <w:t xml:space="preserve">Students’ Union President — University of Bedfordshire</w:t>
       </w:r>
     </w:p>
     <w:p>
@@ -1029,19 +981,19 @@
       </w:pPr>
       <w:r>
         <w:rPr>
+          <w:i/>
           <w:iCs/>
-          <w:i/>
         </w:rPr>
         <w:t xml:space="preserve">2021 – 2023 · Two consecutive terms · Luton / Bedfordshire, UK</w:t>
       </w:r>
     </w:p>
     <w:p>
       <w:pPr>
+        <w:pStyle w:val="Compact"/>
         <w:numPr>
           <w:ilvl w:val="0"/>
           <w:numId w:val="1007"/>
         </w:numPr>
-        <w:pStyle w:val="Compact"/>
       </w:pPr>
       <w:r>
         <w:t xml:space="preserve">Represented</w:t>
@@ -1051,8 +1003,8 @@
       </w:r>
       <w:r>
         <w:rPr>
+          <w:b/>
           <w:bCs/>
-          <w:b/>
         </w:rPr>
         <w:t xml:space="preserve">10,000+ students</w:t>
       </w:r>
@@ -1065,11 +1017,11 @@
     </w:p>
     <w:p>
       <w:pPr>
+        <w:pStyle w:val="Compact"/>
         <w:numPr>
           <w:ilvl w:val="0"/>
           <w:numId w:val="1007"/>
         </w:numPr>
-        <w:pStyle w:val="Compact"/>
       </w:pPr>
       <w:r>
         <w:t xml:space="preserve">Managed a</w:t>
@@ -1079,8 +1031,8 @@
       </w:r>
       <w:r>
         <w:rPr>
+          <w:b/>
           <w:bCs/>
-          <w:b/>
         </w:rPr>
         <w:t xml:space="preserve">£900,000 budget</w:t>
       </w:r>
@@ -1092,8 +1044,8 @@
       </w:r>
       <w:r>
         <w:rPr>
+          <w:b/>
           <w:bCs/>
-          <w:b/>
         </w:rPr>
         <w:t xml:space="preserve">30%</w:t>
       </w:r>
@@ -1103,30 +1055,30 @@
     </w:p>
     <w:p>
       <w:pPr>
+        <w:pStyle w:val="Compact"/>
         <w:numPr>
           <w:ilvl w:val="0"/>
           <w:numId w:val="1007"/>
         </w:numPr>
+      </w:pPr>
+      <w:r>
+        <w:t xml:space="preserve">Led wellbeing, equality and inclusion initiatives; chaired meetings and influenced strategic decision-making across university committees.</w:t>
+      </w:r>
+    </w:p>
+    <w:p>
+      <w:pPr>
         <w:pStyle w:val="Compact"/>
-      </w:pPr>
-      <w:r>
-        <w:t xml:space="preserve">Led wellbeing, equality and inclusion initiatives; chaired meetings and influenced strategic decision-making across university committees.</w:t>
-      </w:r>
-    </w:p>
-    <w:p>
-      <w:pPr>
         <w:numPr>
           <w:ilvl w:val="0"/>
           <w:numId w:val="1007"/>
         </w:numPr>
-        <w:pStyle w:val="Compact"/>
-      </w:pPr>
-      <w:r>
-        <w:t xml:space="preserve">Built the direct relationships with the Director of Student Services, safeguarding leads and senior leadership that now underpin DEQUAD's anchor pilot discussion.</w:t>
-      </w:r>
-    </w:p>
-    <w:bookmarkEnd w:id="31"/>
-    <w:bookmarkStart w:id="32" w:name="X640580034bde14d55ec0dbe7e5b5162af21d576"/>
+      </w:pPr>
+      <w:r>
+        <w:t xml:space="preserve">Built the direct relationships with the Director of Student Services, safeguarding leads and senior leadership that now underpin DEQUAD’s early, informal pilot conversation with the university — nothing signed to date.</w:t>
+      </w:r>
+    </w:p>
+    <w:bookmarkEnd w:id="17"/>
+    <w:bookmarkStart w:id="18" w:name="Xcda46af72211f1b1d776932e654a476db85e8c0"/>
     <w:p>
       <w:pPr>
         <w:pStyle w:val="Heading3"/>
@@ -1141,19 +1093,19 @@
       </w:pPr>
       <w:r>
         <w:rPr>
+          <w:i/>
           <w:iCs/>
-          <w:i/>
         </w:rPr>
         <w:t xml:space="preserve">April 2021 – January 2023 · United Kingdom</w:t>
       </w:r>
     </w:p>
     <w:p>
       <w:pPr>
+        <w:pStyle w:val="Compact"/>
         <w:numPr>
           <w:ilvl w:val="0"/>
           <w:numId w:val="1008"/>
         </w:numPr>
-        <w:pStyle w:val="Compact"/>
       </w:pPr>
       <w:r>
         <w:t xml:space="preserve">Supported individuals with complex physical and mental-health needs while promoting dignity, independence and safeguarding.</w:t>
@@ -1166,9 +1118,9 @@
         </w:pict>
       </w:r>
     </w:p>
-    <w:bookmarkEnd w:id="32"/>
-    <w:bookmarkEnd w:id="33"/>
-    <w:bookmarkStart w:id="34" w:name="education"/>
+    <w:bookmarkEnd w:id="18"/>
+    <w:bookmarkEnd w:id="19"/>
+    <w:bookmarkStart w:id="20" w:name="education"/>
     <w:p>
       <w:pPr>
         <w:pStyle w:val="Heading2"/>
@@ -1180,7 +1132,8 @@
     <w:tbl>
       <w:tblPr>
         <w:tblStyle w:val="Table"/>
-        <w:tblW w:type="auto" w:w="0"/>
+        <w:tblW w:type="pct" w:w="5000"/>
+        <w:tblLayout w:type="fixed"/>
         <w:tblLook w:firstRow="1" w:lastRow="0" w:firstColumn="0" w:lastColumn="0" w:noHBand="0" w:noVBand="0" w:val="0020"/>
       </w:tblPr>
       <w:tblGrid>
@@ -1190,14 +1143,13 @@
       </w:tblGrid>
       <w:tr>
         <w:trPr>
-          <w:tblHeader w:val="true"/>
+          <w:tblHeader w:val="on"/>
         </w:trPr>
         <w:tc>
           <w:tcPr/>
           <w:p>
             <w:pPr>
               <w:pStyle w:val="Compact"/>
-              <w:jc w:val="left"/>
             </w:pPr>
             <w:r>
               <w:t xml:space="preserve">Qualification</w:t>
@@ -1209,7 +1161,6 @@
           <w:p>
             <w:pPr>
               <w:pStyle w:val="Compact"/>
-              <w:jc w:val="left"/>
             </w:pPr>
             <w:r>
               <w:t xml:space="preserve">Institution</w:t>
@@ -1221,7 +1172,6 @@
           <w:p>
             <w:pPr>
               <w:pStyle w:val="Compact"/>
-              <w:jc w:val="left"/>
             </w:pPr>
             <w:r>
               <w:t xml:space="preserve">Year</w:t>
@@ -1235,7 +1185,6 @@
           <w:p>
             <w:pPr>
               <w:pStyle w:val="Compact"/>
-              <w:jc w:val="left"/>
             </w:pPr>
             <w:r>
               <w:t xml:space="preserve">Master of Business Administration (MBA) with Data Analytics</w:t>
@@ -1247,7 +1196,6 @@
           <w:p>
             <w:pPr>
               <w:pStyle w:val="Compact"/>
-              <w:jc w:val="left"/>
             </w:pPr>
             <w:r>
               <w:t xml:space="preserve">University of Bedfordshire, Luton</w:t>
@@ -1259,7 +1207,6 @@
           <w:p>
             <w:pPr>
               <w:pStyle w:val="Compact"/>
-              <w:jc w:val="left"/>
             </w:pPr>
             <w:r>
               <w:t xml:space="preserve">2024</w:t>
@@ -1273,7 +1220,6 @@
           <w:p>
             <w:pPr>
               <w:pStyle w:val="Compact"/>
-              <w:jc w:val="left"/>
             </w:pPr>
             <w:r>
               <w:t xml:space="preserve">MSc International Relations Management</w:t>
@@ -1285,7 +1231,6 @@
           <w:p>
             <w:pPr>
               <w:pStyle w:val="Compact"/>
-              <w:jc w:val="left"/>
             </w:pPr>
             <w:r>
               <w:t xml:space="preserve">University of Bedfordshire, Luton</w:t>
@@ -1297,7 +1242,6 @@
           <w:p>
             <w:pPr>
               <w:pStyle w:val="Compact"/>
-              <w:jc w:val="left"/>
             </w:pPr>
             <w:r>
               <w:t xml:space="preserve">2020</w:t>
@@ -1311,7 +1255,6 @@
           <w:p>
             <w:pPr>
               <w:pStyle w:val="Compact"/>
-              <w:jc w:val="left"/>
             </w:pPr>
             <w:r>
               <w:t xml:space="preserve">BSc International Relations and Diplomacy</w:t>
@@ -1323,7 +1266,6 @@
           <w:p>
             <w:pPr>
               <w:pStyle w:val="Compact"/>
-              <w:jc w:val="left"/>
             </w:pPr>
             <w:r>
               <w:t xml:space="preserve">Afe Babalola University, Nigeria</w:t>
@@ -1335,7 +1277,6 @@
           <w:p>
             <w:pPr>
               <w:pStyle w:val="Compact"/>
-              <w:jc w:val="left"/>
             </w:pPr>
             <w:r>
               <w:t xml:space="preserve">2017</w:t>
@@ -1351,8 +1292,8 @@
         </w:pict>
       </w:r>
     </w:p>
-    <w:bookmarkEnd w:id="34"/>
-    <w:bookmarkStart w:id="39" w:name="skills-relevant-to-dequad"/>
+    <w:bookmarkEnd w:id="20"/>
+    <w:bookmarkStart w:id="25" w:name="skills-relevant-to-dequad"/>
     <w:p>
       <w:pPr>
         <w:pStyle w:val="Heading2"/>
@@ -1361,7 +1302,7 @@
         <w:t xml:space="preserve">Skills relevant to DEQUAD</w:t>
       </w:r>
     </w:p>
-    <w:bookmarkStart w:id="35" w:name="safeguarding--compliance"/>
+    <w:bookmarkStart w:id="21" w:name="safeguarding-compliance"/>
     <w:p>
       <w:pPr>
         <w:pStyle w:val="Heading3"/>
@@ -1382,8 +1323,8 @@
       </w:r>
       <w:r>
         <w:rPr>
+          <w:b/>
           <w:bCs/>
-          <w:b/>
         </w:rPr>
         <w:t xml:space="preserve">seven UK safeguarding / clinical-awareness certifications</w:t>
       </w:r>
@@ -1394,8 +1335,8 @@
         <w:t xml:space="preserve">(see Appendix O).</w:t>
       </w:r>
     </w:p>
-    <w:bookmarkEnd w:id="35"/>
-    <w:bookmarkStart w:id="36" w:name="engineering"/>
+    <w:bookmarkEnd w:id="21"/>
+    <w:bookmarkStart w:id="22" w:name="engineering"/>
     <w:p>
       <w:pPr>
         <w:pStyle w:val="Heading3"/>
@@ -1412,8 +1353,8 @@
         <w:t xml:space="preserve">Python (FastAPI, AsyncIO, Pydantic), TypeScript, React, React Native, Expo Router, MongoDB (Motor, aggregation pipeline), Kubernetes, Docker, GitHub Actions, REST API design, OAuth 2.0, JWT.</w:t>
       </w:r>
     </w:p>
-    <w:bookmarkEnd w:id="36"/>
-    <w:bookmarkStart w:id="37" w:name="product--data"/>
+    <w:bookmarkEnd w:id="22"/>
+    <w:bookmarkStart w:id="23" w:name="product-data"/>
     <w:p>
       <w:pPr>
         <w:pStyle w:val="Heading3"/>
@@ -1430,8 +1371,8 @@
         <w:t xml:space="preserve">Product strategy, roadmap ownership, prioritisation frameworks (RICE, ICE), user-research methods, A/B experimentation, analytics instrumentation, SQL, Power BI, Excel modelling.</w:t>
       </w:r>
     </w:p>
-    <w:bookmarkEnd w:id="37"/>
-    <w:bookmarkStart w:id="38" w:name="commercial"/>
+    <w:bookmarkEnd w:id="23"/>
+    <w:bookmarkStart w:id="24" w:name="commercial"/>
     <w:p>
       <w:pPr>
         <w:pStyle w:val="Heading3"/>
@@ -1455,9 +1396,9 @@
         </w:pict>
       </w:r>
     </w:p>
-    <w:bookmarkEnd w:id="38"/>
-    <w:bookmarkEnd w:id="39"/>
-    <w:bookmarkStart w:id="40" w:name="certifications--training"/>
+    <w:bookmarkEnd w:id="24"/>
+    <w:bookmarkEnd w:id="25"/>
+    <w:bookmarkStart w:id="26" w:name="certifications-training"/>
     <w:p>
       <w:pPr>
         <w:pStyle w:val="Heading2"/>
@@ -1468,30 +1409,30 @@
     </w:p>
     <w:p>
       <w:pPr>
+        <w:pStyle w:val="Compact"/>
         <w:numPr>
           <w:ilvl w:val="0"/>
           <w:numId w:val="1009"/>
         </w:numPr>
+      </w:pPr>
+      <w:r>
+        <w:t xml:space="preserve">Seven UK safeguarding and clinical-awareness certifications, including Oliver McGowan Learning Disabilities &amp; Autism, Adult Safeguarding Partnership Working, Suicide Prevention (2026), Data Protection and Information Security, and Safe Response to Challenging Situations (full list: Appendix O).</w:t>
+      </w:r>
+    </w:p>
+    <w:p>
+      <w:pPr>
         <w:pStyle w:val="Compact"/>
-      </w:pPr>
-      <w:r>
-        <w:t xml:space="preserve">Seven UK safeguarding and clinical-awareness certifications, including Oliver McGowan Learning Disabilities &amp; Autism, Adult Safeguarding Partnership Working, Suicide Prevention (2026), Data Protection and Information Security, and Safe Response to Challenging Situations (full list: Appendix O).</w:t>
-      </w:r>
-    </w:p>
-    <w:p>
-      <w:pPr>
         <w:numPr>
           <w:ilvl w:val="0"/>
           <w:numId w:val="1009"/>
         </w:numPr>
-        <w:pStyle w:val="Compact"/>
       </w:pPr>
       <w:r>
         <w:t xml:space="preserve">Microsoft Azure Fundamentals (in progress).</w:t>
       </w:r>
     </w:p>
-    <w:bookmarkEnd w:id="40"/>
-    <w:bookmarkStart w:id="41" w:name="Xebb6c30c7576ec91edb01d4559b02a916e68f3d"/>
+    <w:bookmarkEnd w:id="26"/>
+    <w:bookmarkStart w:id="27" w:name="Xebb6c30c7576ec91edb01d4559b02a916e68f3d"/>
     <w:p>
       <w:pPr>
         <w:pStyle w:val="Heading2"/>
@@ -1503,7 +1444,8 @@
     <w:tbl>
       <w:tblPr>
         <w:tblStyle w:val="Table"/>
-        <w:tblW w:type="auto" w:w="0"/>
+        <w:tblW w:type="pct" w:w="5000"/>
+        <w:tblLayout w:type="fixed"/>
         <w:tblLook w:firstRow="1" w:lastRow="0" w:firstColumn="0" w:lastColumn="0" w:noHBand="0" w:noVBand="0" w:val="0020"/>
       </w:tblPr>
       <w:tblGrid>
@@ -1513,14 +1455,13 @@
       </w:tblGrid>
       <w:tr>
         <w:trPr>
-          <w:tblHeader w:val="true"/>
+          <w:tblHeader w:val="on"/>
         </w:trPr>
         <w:tc>
           <w:tcPr/>
           <w:p>
             <w:pPr>
               <w:pStyle w:val="Compact"/>
-              <w:jc w:val="left"/>
             </w:pPr>
             <w:r>
               <w:t xml:space="preserve">Activity</w:t>
@@ -1532,7 +1473,6 @@
           <w:p>
             <w:pPr>
               <w:pStyle w:val="Compact"/>
-              <w:jc w:val="left"/>
             </w:pPr>
             <w:r>
               <w:t xml:space="preserve">Provider</w:t>
@@ -1544,7 +1484,6 @@
           <w:p>
             <w:pPr>
               <w:pStyle w:val="Compact"/>
-              <w:jc w:val="left"/>
             </w:pPr>
             <w:r>
               <w:t xml:space="preserve">Target completion</w:t>
@@ -1558,7 +1497,6 @@
           <w:p>
             <w:pPr>
               <w:pStyle w:val="Compact"/>
-              <w:jc w:val="left"/>
             </w:pPr>
             <w:r>
               <w:t xml:space="preserve">Level 2 Safeguarding Adults — Awareness (refresher)</w:t>
@@ -1570,7 +1508,6 @@
           <w:p>
             <w:pPr>
               <w:pStyle w:val="Compact"/>
-              <w:jc w:val="left"/>
             </w:pPr>
             <w:r>
               <w:t xml:space="preserve">iHasco / Virtual College</w:t>
@@ -1582,7 +1519,6 @@
           <w:p>
             <w:pPr>
               <w:pStyle w:val="Compact"/>
-              <w:jc w:val="left"/>
             </w:pPr>
             <w:r>
               <w:t xml:space="preserve">Month 1 post-endorsement</w:t>
@@ -1596,7 +1532,6 @@
           <w:p>
             <w:pPr>
               <w:pStyle w:val="Compact"/>
-              <w:jc w:val="left"/>
             </w:pPr>
             <w:r>
               <w:t xml:space="preserve">Cyber Essentials Plus certification (organisational)</w:t>
@@ -1608,7 +1543,6 @@
           <w:p>
             <w:pPr>
               <w:pStyle w:val="Compact"/>
-              <w:jc w:val="left"/>
             </w:pPr>
             <w:r>
               <w:t xml:space="preserve">IASME-accredited certifying body</w:t>
@@ -1620,7 +1554,6 @@
           <w:p>
             <w:pPr>
               <w:pStyle w:val="Compact"/>
-              <w:jc w:val="left"/>
             </w:pPr>
             <w:r>
               <w:t xml:space="preserve">Month 6 post-endorsement</w:t>
@@ -1634,7 +1567,6 @@
           <w:p>
             <w:pPr>
               <w:pStyle w:val="Compact"/>
-              <w:jc w:val="left"/>
             </w:pPr>
             <w:r>
               <w:t xml:space="preserve">ICO data-protection foundations</w:t>
@@ -1646,7 +1578,6 @@
           <w:p>
             <w:pPr>
               <w:pStyle w:val="Compact"/>
-              <w:jc w:val="left"/>
             </w:pPr>
             <w:r>
               <w:t xml:space="preserve">UK ICO Online</w:t>
@@ -1658,7 +1589,6 @@
           <w:p>
             <w:pPr>
               <w:pStyle w:val="Compact"/>
-              <w:jc w:val="left"/>
             </w:pPr>
             <w:r>
               <w:t xml:space="preserve">Month 2 post-endorsement</w:t>
@@ -1672,7 +1602,6 @@
           <w:p>
             <w:pPr>
               <w:pStyle w:val="Compact"/>
-              <w:jc w:val="left"/>
             </w:pPr>
             <w:r>
               <w:t xml:space="preserve">NHS DSPT Toolkit familiarisation</w:t>
@@ -1684,7 +1613,6 @@
           <w:p>
             <w:pPr>
               <w:pStyle w:val="Compact"/>
-              <w:jc w:val="left"/>
             </w:pPr>
             <w:r>
               <w:t xml:space="preserve">NHS England</w:t>
@@ -1696,7 +1624,6 @@
           <w:p>
             <w:pPr>
               <w:pStyle w:val="Compact"/>
-              <w:jc w:val="left"/>
             </w:pPr>
             <w:r>
               <w:t xml:space="preserve">Month 9 post-endorsement</w:t>
@@ -1712,8 +1639,8 @@
         </w:pict>
       </w:r>
     </w:p>
-    <w:bookmarkEnd w:id="41"/>
-    <w:bookmarkStart w:id="42" w:name="languages"/>
+    <w:bookmarkEnd w:id="27"/>
+    <w:bookmarkStart w:id="28" w:name="languages"/>
     <w:p>
       <w:pPr>
         <w:pStyle w:val="Heading2"/>
@@ -1724,33 +1651,33 @@
     </w:p>
     <w:p>
       <w:pPr>
+        <w:pStyle w:val="Compact"/>
         <w:numPr>
           <w:ilvl w:val="0"/>
           <w:numId w:val="1010"/>
         </w:numPr>
+      </w:pPr>
+      <w:r>
+        <w:t xml:space="preserve">English — fluent</w:t>
+      </w:r>
+    </w:p>
+    <w:bookmarkEnd w:id="28"/>
+    <w:bookmarkStart w:id="29" w:name="interests"/>
+    <w:p>
+      <w:pPr>
+        <w:pStyle w:val="Heading2"/>
+      </w:pPr>
+      <w:r>
+        <w:t xml:space="preserve">Interests</w:t>
+      </w:r>
+    </w:p>
+    <w:p>
+      <w:pPr>
         <w:pStyle w:val="Compact"/>
-      </w:pPr>
-      <w:r>
-        <w:t xml:space="preserve">English — fluent</w:t>
-      </w:r>
-    </w:p>
-    <w:bookmarkEnd w:id="42"/>
-    <w:bookmarkStart w:id="43" w:name="interests"/>
-    <w:p>
-      <w:pPr>
-        <w:pStyle w:val="Heading2"/>
-      </w:pPr>
-      <w:r>
-        <w:t xml:space="preserve">Interests</w:t>
-      </w:r>
-    </w:p>
-    <w:p>
-      <w:pPr>
         <w:numPr>
           <w:ilvl w:val="0"/>
           <w:numId w:val="1011"/>
         </w:numPr>
-        <w:pStyle w:val="Compact"/>
       </w:pPr>
       <w:r>
         <w:t xml:space="preserve">IT trends, cloud computing and business applications; competitive volleyball and Scrabble; planning and organising group events.</w:t>
@@ -1763,8 +1690,8 @@
         </w:pict>
       </w:r>
     </w:p>
-    <w:bookmarkEnd w:id="43"/>
-    <w:bookmarkStart w:id="44" w:name="references"/>
+    <w:bookmarkEnd w:id="29"/>
+    <w:bookmarkStart w:id="30" w:name="references"/>
     <w:p>
       <w:pPr>
         <w:pStyle w:val="Heading2"/>
@@ -1794,8 +1721,8 @@
       </w:pPr>
       <w:r>
         <w:rPr>
+          <w:i/>
           <w:iCs/>
-          <w:i/>
         </w:rPr>
         <w:t xml:space="preserve">This CV was written by the applicant and is current as at the date of submission. The original signed copy with full personal details is held by the applicant and will be produced on UKES request.</w:t>
       </w:r>
@@ -1806,8 +1733,8 @@
       </w:pPr>
       <w:r>
         <w:rPr>
+          <w:b/>
           <w:bCs/>
-          <w:b/>
         </w:rPr>
         <w:t xml:space="preserve">Signature:</w:t>
       </w:r>
@@ -1824,8 +1751,8 @@
       </w:pPr>
       <w:r>
         <w:rPr>
+          <w:b/>
           <w:bCs/>
-          <w:b/>
         </w:rPr>
         <w:t xml:space="preserve">Date:</w:t>
       </w:r>
@@ -1836,9 +1763,13 @@
         <w:t xml:space="preserve">___________________________________</w:t>
       </w:r>
     </w:p>
-    <w:bookmarkEnd w:id="44"/>
-    <w:bookmarkEnd w:id="45"/>
-    <w:sectPr/>
+    <w:bookmarkEnd w:id="30"/>
+    <w:bookmarkEnd w:id="31"/>
+    <w:sectPr>
+      <w:footnotePr>
+        <w:numRestart w:val="eachSect"/>
+      </w:footnotePr>
+    </w:sectPr>
   </w:body>
 </w:document>
 </file>
@@ -1869,14 +1800,14 @@
 <file path=word/numbering.xml><?xml version="1.0" encoding="utf-8"?>
 <w:numbering xmlns:w="http://schemas.openxmlformats.org/wordprocessingml/2006/main">
   <w:abstractNum w:abstractNumId="990">
-    <w:nsid w:val="A990"/>
+    <w:nsid w:val="0000A990"/>
     <w:multiLevelType w:val="multilevel"/>
     <w:lvl w:ilvl="0">
       <w:numFmt w:val="bullet"/>
       <w:lvlText w:val=" "/>
       <w:lvlJc w:val="left"/>
       <w:pPr>
-        <w:ind w:left="720" w:hanging="480"/>
+        <w:ind w:left="720" w:hanging="360"/>
       </w:pPr>
     </w:lvl>
     <w:lvl w:ilvl="1">
@@ -1884,7 +1815,7 @@
       <w:lvlText w:val=" "/>
       <w:lvlJc w:val="left"/>
       <w:pPr>
-        <w:ind w:left="1440" w:hanging="480"/>
+        <w:ind w:left="1440" w:hanging="360"/>
       </w:pPr>
     </w:lvl>
     <w:lvl w:ilvl="2">
@@ -1892,7 +1823,7 @@
       <w:lvlText w:val=" "/>
       <w:lvlJc w:val="left"/>
       <w:pPr>
-        <w:ind w:left="2160" w:hanging="480"/>
+        <w:ind w:left="2160" w:hanging="360"/>
       </w:pPr>
     </w:lvl>
     <w:lvl w:ilvl="3">
@@ -1900,7 +1831,7 @@
       <w:lvlText w:val=" "/>
       <w:lvlJc w:val="left"/>
       <w:pPr>
-        <w:ind w:left="2880" w:hanging="480"/>
+        <w:ind w:left="2880" w:hanging="360"/>
       </w:pPr>
     </w:lvl>
     <w:lvl w:ilvl="4">
@@ -1908,7 +1839,7 @@
       <w:lvlText w:val=" "/>
       <w:lvlJc w:val="left"/>
       <w:pPr>
-        <w:ind w:left="3600" w:hanging="480"/>
+        <w:ind w:left="3600" w:hanging="360"/>
       </w:pPr>
     </w:lvl>
     <w:lvl w:ilvl="5">
@@ -1916,7 +1847,7 @@
       <w:lvlText w:val=" "/>
       <w:lvlJc w:val="left"/>
       <w:pPr>
-        <w:ind w:left="4320" w:hanging="480"/>
+        <w:ind w:left="4320" w:hanging="360"/>
       </w:pPr>
     </w:lvl>
     <w:lvl w:ilvl="6">
@@ -1924,7 +1855,7 @@
       <w:lvlText w:val=" "/>
       <w:lvlJc w:val="left"/>
       <w:pPr>
-        <w:ind w:left="5040" w:hanging="480"/>
+        <w:ind w:left="5040" w:hanging="360"/>
       </w:pPr>
     </w:lvl>
     <w:lvl w:ilvl="7">
@@ -1932,7 +1863,7 @@
       <w:lvlText w:val=" "/>
       <w:lvlJc w:val="left"/>
       <w:pPr>
-        <w:ind w:left="5760" w:hanging="480"/>
+        <w:ind w:left="5760" w:hanging="360"/>
       </w:pPr>
     </w:lvl>
     <w:lvl w:ilvl="8">
@@ -1940,84 +1871,111 @@
       <w:lvlText w:val=" "/>
       <w:lvlJc w:val="left"/>
       <w:pPr>
-        <w:ind w:left="6480" w:hanging="480"/>
+        <w:ind w:left="6480" w:hanging="360"/>
       </w:pPr>
     </w:lvl>
   </w:abstractNum>
   <w:abstractNum w:abstractNumId="991">
-    <w:nsid w:val="A991"/>
+    <w:nsid w:val="0000A991"/>
     <w:multiLevelType w:val="multilevel"/>
     <w:lvl w:ilvl="0">
       <w:numFmt w:val="bullet"/>
-      <w:lvlText w:val="•"/>
+      <w:lvlText w:val=""/>
       <w:lvlJc w:val="left"/>
       <w:pPr>
-        <w:ind w:left="720" w:hanging="480"/>
-      </w:pPr>
+        <w:ind w:left="720" w:hanging="360"/>
+      </w:pPr>
+      <w:rPr>
+        <w:rFonts w:ascii="Symbol" w:hAnsi="Symbol" w:cs="Symbol" w:hint="default"/>
+      </w:rPr>
     </w:lvl>
     <w:lvl w:ilvl="1">
       <w:numFmt w:val="bullet"/>
-      <w:lvlText w:val="–"/>
+      <w:lvlText w:val="o"/>
       <w:lvlJc w:val="left"/>
       <w:pPr>
-        <w:ind w:left="1440" w:hanging="480"/>
-      </w:pPr>
+        <w:ind w:left="1440" w:hanging="360"/>
+      </w:pPr>
+      <w:rPr>
+        <w:rFonts w:ascii="Courier New" w:hAnsi="Courier New" w:cs="Courier New" w:hint="default"/>
+      </w:rPr>
     </w:lvl>
     <w:lvl w:ilvl="2">
       <w:numFmt w:val="bullet"/>
-      <w:lvlText w:val="•"/>
+      <w:lvlText w:val=""/>
       <w:lvlJc w:val="left"/>
       <w:pPr>
-        <w:ind w:left="2160" w:hanging="480"/>
-      </w:pPr>
+        <w:ind w:left="2160" w:hanging="360"/>
+      </w:pPr>
+      <w:rPr>
+        <w:rFonts w:ascii="Wingdings" w:hAnsi="Wingdings" w:cs="Wingdings" w:hint="default"/>
+      </w:rPr>
     </w:lvl>
     <w:lvl w:ilvl="3">
       <w:numFmt w:val="bullet"/>
-      <w:lvlText w:val="–"/>
+      <w:lvlText w:val=""/>
       <w:lvlJc w:val="left"/>
       <w:pPr>
-        <w:ind w:left="2880" w:hanging="480"/>
-      </w:pPr>
+        <w:ind w:left="2880" w:hanging="360"/>
+      </w:pPr>
+      <w:rPr>
+        <w:rFonts w:ascii="Symbol" w:hAnsi="Symbol" w:cs="Symbol" w:hint="default"/>
+      </w:rPr>
     </w:lvl>
     <w:lvl w:ilvl="4">
       <w:numFmt w:val="bullet"/>
-      <w:lvlText w:val="•"/>
+      <w:lvlText w:val="o"/>
       <w:lvlJc w:val="left"/>
       <w:pPr>
-        <w:ind w:left="3600" w:hanging="480"/>
-      </w:pPr>
+        <w:ind w:left="3600" w:hanging="360"/>
+      </w:pPr>
+      <w:rPr>
+        <w:rFonts w:ascii="Courier New" w:hAnsi="Courier New" w:cs="Courier New" w:hint="default"/>
+      </w:rPr>
     </w:lvl>
     <w:lvl w:ilvl="5">
       <w:numFmt w:val="bullet"/>
-      <w:lvlText w:val="–"/>
+      <w:lvlText w:val=""/>
       <w:lvlJc w:val="left"/>
       <w:pPr>
-        <w:ind w:left="4320" w:hanging="480"/>
-      </w:pPr>
+        <w:ind w:left="4320" w:hanging="360"/>
+      </w:pPr>
+      <w:rPr>
+        <w:rFonts w:ascii="Wingdings" w:hAnsi="Wingdings" w:cs="Wingdings" w:hint="default"/>
+      </w:rPr>
     </w:lvl>
     <w:lvl w:ilvl="6">
       <w:numFmt w:val="bullet"/>
-      <w:lvlText w:val="•"/>
+      <w:lvlText w:val=""/>
       <w:lvlJc w:val="left"/>
       <w:pPr>
-        <w:ind w:left="5040" w:hanging="480"/>
-      </w:pPr>
+        <w:ind w:left="5040" w:hanging="360"/>
+      </w:pPr>
+      <w:rPr>
+        <w:rFonts w:ascii="Symbol" w:hAnsi="Symbol" w:cs="Symbol" w:hint="default"/>
+      </w:rPr>
     </w:lvl>
     <w:lvl w:ilvl="7">
       <w:numFmt w:val="bullet"/>
-      <w:lvlText w:val="–"/>
+      <w:lvlText w:val="o"/>
       <w:lvlJc w:val="left"/>
       <w:pPr>
-        <w:ind w:left="5760" w:hanging="480"/>
-      </w:pPr>
+        <w:ind w:left="5760" w:hanging="360"/>
+      </w:pPr>
+      <w:rPr>
+        <w:rFonts w:ascii="Courier New" w:hAnsi="Courier New" w:cs="Courier New" w:hint="default"/>
+      </w:rPr>
     </w:lvl>
     <w:lvl w:ilvl="8">
       <w:numFmt w:val="bullet"/>
-      <w:lvlText w:val="•"/>
+      <w:lvlText w:val=""/>
       <w:lvlJc w:val="left"/>
       <w:pPr>
-        <w:ind w:left="6480" w:hanging="480"/>
-      </w:pPr>
+        <w:ind w:left="6480" w:hanging="360"/>
+      </w:pPr>
+      <w:rPr>
+        <w:rFonts w:ascii="Wingdings" w:hAnsi="Wingdings" w:cs="Wingdings" w:hint="default"/>
+      </w:rPr>
     </w:lvl>
   </w:abstractNum>
   <w:num w:numId="1000">
@@ -2064,10 +2022,10 @@
   <w:docDefaults>
     <w:rPrDefault>
       <w:rPr>
-        <w:rFonts w:asciiTheme="minorHAnsi" w:cstheme="minorBidi" w:eastAsiaTheme="minorHAnsi" w:hAnsiTheme="minorHAnsi"/>
+        <w:rFonts w:asciiTheme="minorHAnsi" w:cstheme="minorBidi" w:eastAsiaTheme="minorEastAsia" w:hAnsiTheme="minorHAnsi"/>
         <w:sz w:val="24"/>
         <w:szCs w:val="24"/>
-        <w:lang w:bidi="ar-SA" w:eastAsia="en-US" w:val="en-US"/>
+        <w:lang w:bidi="ar-SA" w:eastAsia="zh-CN" w:val="en-US"/>
       </w:rPr>
     </w:rPrDefault>
     <w:pPrDefault>
@@ -2085,10 +2043,10 @@
     <w:name w:val="Body Text"/>
     <w:basedOn w:val="Normal"/>
     <w:link w:val="BodyTextChar"/>
+    <w:qFormat/>
     <w:pPr>
       <w:spacing w:after="180" w:before="180"/>
     </w:pPr>
-    <w:qFormat/>
   </w:style>
   <w:style w:customStyle="1" w:styleId="FirstParagraph" w:type="paragraph">
     <w:name w:val="First Paragraph"/>
@@ -2108,57 +2066,111 @@
     <w:name w:val="Title"/>
     <w:basedOn w:val="Normal"/>
     <w:next w:val="BodyText"/>
+    <w:link w:val="TitleChar"/>
+    <w:uiPriority w:val="10"/>
     <w:qFormat/>
+    <w:rsid w:val="00A10FD9"/>
     <w:pPr>
-      <w:keepNext/>
-      <w:keepLines/>
-      <w:spacing w:after="240" w:before="480"/>
+      <w:spacing w:after="80" w:line="240" w:lineRule="auto"/>
+      <w:contextualSpacing/>
       <w:jc w:val="center"/>
     </w:pPr>
     <w:rPr>
       <w:rFonts w:asciiTheme="majorHAnsi" w:cstheme="majorBidi" w:eastAsiaTheme="majorEastAsia" w:hAnsiTheme="majorHAnsi"/>
-      <w:b/>
-      <w:bCs/>
-      <w:color w:themeColor="accent1" w:themeShade="B5" w:val="345A8A"/>
-      <w:sz w:val="36"/>
-      <w:szCs w:val="36"/>
+      <w:sz w:val="56"/>
+      <w:szCs w:val="56"/>
+    </w:rPr>
+  </w:style>
+  <w:style w:customStyle="1" w:styleId="TitleChar" w:type="character">
+    <w:name w:val="Title Char"/>
+    <w:basedOn w:val="DefaultParagraphFont"/>
+    <w:link w:val="Title"/>
+    <w:uiPriority w:val="10"/>
+    <w:rsid w:val="00A10FD9"/>
+    <w:rPr>
+      <w:rFonts w:asciiTheme="majorHAnsi" w:cstheme="majorBidi" w:eastAsiaTheme="majorEastAsia" w:hAnsiTheme="majorHAnsi"/>
+      <w:sz w:val="56"/>
+      <w:szCs w:val="56"/>
     </w:rPr>
   </w:style>
   <w:style w:styleId="Subtitle" w:type="paragraph">
     <w:name w:val="Subtitle"/>
+    <w:basedOn w:val="Title"/>
+    <w:next w:val="BodyText"/>
+    <w:link w:val="SubtitleChar"/>
+    <w:uiPriority w:val="11"/>
+    <w:qFormat/>
+    <w:rsid w:val="00A10FD9"/>
+    <w:pPr>
+      <w:numPr>
+        <w:ilvl w:val="1"/>
+      </w:numPr>
+    </w:pPr>
+    <w:rPr>
+      <w:rFonts w:cstheme="majorBidi" w:eastAsiaTheme="majorEastAsia"/>
+      <w:spacing w:val="15"/>
+      <w:sz w:val="28"/>
+      <w:szCs w:val="28"/>
+    </w:rPr>
+  </w:style>
+  <w:style w:customStyle="1" w:styleId="SubtitleChar" w:type="character">
+    <w:name w:val="Subtitle Char"/>
+    <w:basedOn w:val="DefaultParagraphFont"/>
+    <w:link w:val="Subtitle"/>
+    <w:uiPriority w:val="11"/>
+    <w:rsid w:val="00A10FD9"/>
+    <w:rPr>
+      <w:rFonts w:cstheme="majorBidi" w:eastAsiaTheme="majorEastAsia"/>
+      <w:color w:themeColor="text1" w:themeTint="A6" w:val="595959"/>
+      <w:spacing w:val="15"/>
+      <w:sz w:val="28"/>
+      <w:szCs w:val="28"/>
+    </w:rPr>
+  </w:style>
+  <w:style w:customStyle="1" w:styleId="Author" w:type="paragraph">
+    <w:name w:val="Author"/>
     <w:basedOn w:val="Title"/>
     <w:next w:val="BodyText"/>
     <w:qFormat/>
     <w:pPr>
       <w:keepNext/>
       <w:keepLines/>
-      <w:spacing w:after="240" w:before="240"/>
-      <w:jc w:val="center"/>
     </w:pPr>
     <w:rPr>
-      <w:sz w:val="30"/>
-      <w:szCs w:val="30"/>
-    </w:rPr>
-  </w:style>
-  <w:style w:customStyle="1" w:styleId="Author" w:type="paragraph">
-    <w:name w:val="Author"/>
+      <w:sz w:val="24"/>
+      <w:szCs w:val="24"/>
+    </w:rPr>
+  </w:style>
+  <w:style w:styleId="Date" w:type="paragraph">
+    <w:name w:val="Date"/>
+    <w:basedOn w:val="Title"/>
     <w:next w:val="BodyText"/>
     <w:qFormat/>
     <w:pPr>
       <w:keepNext/>
       <w:keepLines/>
-      <w:jc w:val="center"/>
     </w:pPr>
-  </w:style>
-  <w:style w:styleId="Date" w:type="paragraph">
-    <w:name w:val="Date"/>
-    <w:next w:val="BodyText"/>
+    <w:rPr>
+      <w:sz w:val="24"/>
+      <w:szCs w:val="24"/>
+    </w:rPr>
+  </w:style>
+  <w:style w:customStyle="1" w:styleId="AbstractTitle" w:type="paragraph">
+    <w:name w:val="Abstract Title"/>
+    <w:basedOn w:val="Normal"/>
+    <w:next w:val="Abstract"/>
     <w:qFormat/>
     <w:pPr>
       <w:keepNext/>
       <w:keepLines/>
+      <w:spacing w:after="0" w:before="300"/>
       <w:jc w:val="center"/>
     </w:pPr>
+    <w:rPr>
+      <w:b/>
+      <w:sz w:val="20"/>
+      <w:szCs w:val="20"/>
+    </w:rPr>
   </w:style>
   <w:style w:customStyle="1" w:styleId="Abstract" w:type="paragraph">
     <w:name w:val="Abstract"/>
@@ -2168,7 +2180,7 @@
     <w:pPr>
       <w:keepNext/>
       <w:keepLines/>
-      <w:spacing w:after="300" w:before="300"/>
+      <w:spacing w:after="300" w:before="100"/>
     </w:pPr>
     <w:rPr>
       <w:sz w:val="20"/>
@@ -2184,191 +2196,321 @@
     <w:rPr/>
   </w:style>
   <w:style w:styleId="Heading1" w:type="paragraph">
-    <w:name w:val="Heading 1"/>
+    <w:name w:val="heading 1"/>
     <w:basedOn w:val="Normal"/>
     <w:next w:val="BodyText"/>
+    <w:link w:val="Heading1Char"/>
     <w:uiPriority w:val="9"/>
     <w:qFormat/>
+    <w:rsid w:val="00A10FD9"/>
     <w:pPr>
       <w:keepNext/>
       <w:keepLines/>
-      <w:spacing w:after="0" w:before="480"/>
+      <w:spacing w:after="80" w:before="360"/>
       <w:outlineLvl w:val="0"/>
     </w:pPr>
     <w:rPr>
       <w:rFonts w:asciiTheme="majorHAnsi" w:cstheme="majorBidi" w:eastAsiaTheme="majorEastAsia" w:hAnsiTheme="majorHAnsi"/>
-      <w:b/>
-      <w:bCs/>
-      <w:color w:themeColor="accent1" w:val="4F81BD"/>
-      <w:sz w:val="32"/>
-      <w:szCs w:val="32"/>
+      <w:color w:themeColor="accent1" w:themeShade="BF" w:val="0F4761"/>
+      <w:sz w:val="40"/>
+      <w:szCs w:val="40"/>
     </w:rPr>
   </w:style>
   <w:style w:styleId="Heading2" w:type="paragraph">
-    <w:name w:val="Heading 2"/>
+    <w:name w:val="heading 2"/>
     <w:basedOn w:val="Normal"/>
     <w:next w:val="BodyText"/>
+    <w:link w:val="Heading2Char"/>
     <w:uiPriority w:val="9"/>
+    <w:semiHidden/>
     <w:unhideWhenUsed/>
     <w:qFormat/>
+    <w:rsid w:val="00A10FD9"/>
     <w:pPr>
       <w:keepNext/>
       <w:keepLines/>
-      <w:spacing w:after="0" w:before="200"/>
+      <w:spacing w:after="80" w:before="160"/>
       <w:outlineLvl w:val="1"/>
     </w:pPr>
     <w:rPr>
       <w:rFonts w:asciiTheme="majorHAnsi" w:cstheme="majorBidi" w:eastAsiaTheme="majorEastAsia" w:hAnsiTheme="majorHAnsi"/>
-      <w:b/>
-      <w:bCs/>
-      <w:color w:themeColor="accent1" w:val="4F81BD"/>
-      <w:sz w:val="28"/>
-      <w:szCs w:val="28"/>
+      <w:color w:themeColor="accent1" w:themeShade="BF" w:val="0F4761"/>
+      <w:sz w:val="32"/>
+      <w:szCs w:val="32"/>
     </w:rPr>
   </w:style>
   <w:style w:styleId="Heading3" w:type="paragraph">
-    <w:name w:val="Heading 3"/>
+    <w:name w:val="heading 3"/>
     <w:basedOn w:val="Normal"/>
     <w:next w:val="BodyText"/>
+    <w:link w:val="Heading3Char"/>
     <w:uiPriority w:val="9"/>
+    <w:semiHidden/>
     <w:unhideWhenUsed/>
     <w:qFormat/>
+    <w:rsid w:val="00A10FD9"/>
     <w:pPr>
       <w:keepNext/>
       <w:keepLines/>
-      <w:spacing w:after="0" w:before="200"/>
+      <w:spacing w:after="80" w:before="160"/>
       <w:outlineLvl w:val="2"/>
     </w:pPr>
     <w:rPr>
-      <w:rFonts w:asciiTheme="majorHAnsi" w:cstheme="majorBidi" w:eastAsiaTheme="majorEastAsia" w:hAnsiTheme="majorHAnsi"/>
-      <w:b/>
-      <w:bCs/>
-      <w:color w:themeColor="accent1" w:val="4F81BD"/>
-      <w:sz w:val="24"/>
-      <w:szCs w:val="24"/>
+      <w:rFonts w:cstheme="majorBidi" w:eastAsiaTheme="majorEastAsia"/>
+      <w:color w:themeColor="accent1" w:themeShade="BF" w:val="0F4761"/>
+      <w:sz w:val="28"/>
+      <w:szCs w:val="28"/>
     </w:rPr>
   </w:style>
   <w:style w:styleId="Heading4" w:type="paragraph">
-    <w:name w:val="Heading 4"/>
+    <w:name w:val="heading 4"/>
     <w:basedOn w:val="Normal"/>
     <w:next w:val="BodyText"/>
+    <w:link w:val="Heading4Char"/>
     <w:uiPriority w:val="9"/>
+    <w:semiHidden/>
     <w:unhideWhenUsed/>
     <w:qFormat/>
+    <w:rsid w:val="00A10FD9"/>
     <w:pPr>
       <w:keepNext/>
       <w:keepLines/>
-      <w:spacing w:after="0" w:before="200"/>
+      <w:spacing w:after="40" w:before="80"/>
       <w:outlineLvl w:val="3"/>
     </w:pPr>
     <w:rPr>
-      <w:rFonts w:asciiTheme="majorHAnsi" w:cstheme="majorBidi" w:eastAsiaTheme="majorEastAsia" w:hAnsiTheme="majorHAnsi"/>
+      <w:rFonts w:cstheme="majorBidi" w:eastAsiaTheme="majorEastAsia"/>
       <w:i/>
-      <w:bCs/>
-      <w:color w:themeColor="accent1" w:val="4F81BD"/>
-      <w:sz w:val="24"/>
-      <w:szCs w:val="24"/>
+      <w:iCs/>
+      <w:color w:themeColor="accent1" w:themeShade="BF" w:val="0F4761"/>
     </w:rPr>
   </w:style>
   <w:style w:styleId="Heading5" w:type="paragraph">
-    <w:name w:val="Heading 5"/>
+    <w:name w:val="heading 5"/>
     <w:basedOn w:val="Normal"/>
     <w:next w:val="BodyText"/>
+    <w:link w:val="Heading5Char"/>
     <w:uiPriority w:val="9"/>
+    <w:semiHidden/>
     <w:unhideWhenUsed/>
     <w:qFormat/>
+    <w:rsid w:val="00A10FD9"/>
     <w:pPr>
       <w:keepNext/>
       <w:keepLines/>
-      <w:spacing w:after="0" w:before="200"/>
+      <w:spacing w:after="40" w:before="80"/>
       <w:outlineLvl w:val="4"/>
     </w:pPr>
     <w:rPr>
-      <w:rFonts w:asciiTheme="majorHAnsi" w:cstheme="majorBidi" w:eastAsiaTheme="majorEastAsia" w:hAnsiTheme="majorHAnsi"/>
-      <w:iCs/>
-      <w:color w:themeColor="accent1" w:val="4F81BD"/>
-      <w:sz w:val="24"/>
-      <w:szCs w:val="24"/>
+      <w:rFonts w:cstheme="majorBidi" w:eastAsiaTheme="majorEastAsia"/>
+      <w:color w:themeColor="accent1" w:themeShade="BF" w:val="0F4761"/>
     </w:rPr>
   </w:style>
   <w:style w:styleId="Heading6" w:type="paragraph">
-    <w:name w:val="Heading 6"/>
+    <w:name w:val="heading 6"/>
     <w:basedOn w:val="Normal"/>
     <w:next w:val="BodyText"/>
+    <w:link w:val="Heading6Char"/>
     <w:uiPriority w:val="9"/>
+    <w:semiHidden/>
     <w:unhideWhenUsed/>
     <w:qFormat/>
+    <w:rsid w:val="00A10FD9"/>
     <w:pPr>
       <w:keepNext/>
       <w:keepLines/>
-      <w:spacing w:after="0" w:before="200"/>
+      <w:spacing w:after="0" w:before="40"/>
       <w:outlineLvl w:val="5"/>
     </w:pPr>
     <w:rPr>
-      <w:rFonts w:asciiTheme="majorHAnsi" w:cstheme="majorBidi" w:eastAsiaTheme="majorEastAsia" w:hAnsiTheme="majorHAnsi"/>
-      <w:color w:themeColor="accent1" w:val="4F81BD"/>
-      <w:sz w:val="24"/>
-      <w:szCs w:val="24"/>
+      <w:rFonts w:cstheme="majorBidi" w:eastAsiaTheme="majorEastAsia"/>
+      <w:i/>
+      <w:iCs/>
+      <w:color w:themeColor="text1" w:themeTint="A6" w:val="595959"/>
     </w:rPr>
   </w:style>
   <w:style w:styleId="Heading7" w:type="paragraph">
-    <w:name w:val="Heading 7"/>
+    <w:name w:val="heading 7"/>
     <w:basedOn w:val="Normal"/>
     <w:next w:val="BodyText"/>
+    <w:link w:val="Heading7Char"/>
     <w:uiPriority w:val="9"/>
+    <w:semiHidden/>
     <w:unhideWhenUsed/>
     <w:qFormat/>
+    <w:rsid w:val="00A10FD9"/>
     <w:pPr>
       <w:keepNext/>
       <w:keepLines/>
-      <w:spacing w:after="0" w:before="200"/>
+      <w:spacing w:after="0" w:before="40"/>
       <w:outlineLvl w:val="6"/>
     </w:pPr>
     <w:rPr>
-      <w:rFonts w:asciiTheme="majorHAnsi" w:cstheme="majorBidi" w:eastAsiaTheme="majorEastAsia" w:hAnsiTheme="majorHAnsi"/>
-      <w:color w:themeColor="accent1" w:val="4F81BD"/>
-      <w:sz w:val="24"/>
-      <w:szCs w:val="24"/>
+      <w:rFonts w:cstheme="majorBidi" w:eastAsiaTheme="majorEastAsia"/>
+      <w:color w:themeColor="text1" w:themeTint="A6" w:val="595959"/>
     </w:rPr>
   </w:style>
   <w:style w:styleId="Heading8" w:type="paragraph">
-    <w:name w:val="Heading 8"/>
+    <w:name w:val="heading 8"/>
     <w:basedOn w:val="Normal"/>
     <w:next w:val="BodyText"/>
+    <w:link w:val="Heading8Char"/>
     <w:uiPriority w:val="9"/>
+    <w:semiHidden/>
     <w:unhideWhenUsed/>
     <w:qFormat/>
+    <w:rsid w:val="00A10FD9"/>
     <w:pPr>
       <w:keepNext/>
       <w:keepLines/>
-      <w:spacing w:after="0" w:before="200"/>
+      <w:spacing w:after="0"/>
       <w:outlineLvl w:val="7"/>
     </w:pPr>
     <w:rPr>
-      <w:rFonts w:asciiTheme="majorHAnsi" w:cstheme="majorBidi" w:eastAsiaTheme="majorEastAsia" w:hAnsiTheme="majorHAnsi"/>
-      <w:color w:themeColor="accent1" w:val="4F81BD"/>
-      <w:sz w:val="24"/>
-      <w:szCs w:val="24"/>
+      <w:rFonts w:cstheme="majorBidi" w:eastAsiaTheme="majorEastAsia"/>
+      <w:i/>
+      <w:iCs/>
+      <w:color w:themeColor="text1" w:themeTint="D8" w:val="272727"/>
     </w:rPr>
   </w:style>
   <w:style w:styleId="Heading9" w:type="paragraph">
-    <w:name w:val="Heading 9"/>
+    <w:name w:val="heading 9"/>
     <w:basedOn w:val="Normal"/>
     <w:next w:val="BodyText"/>
+    <w:link w:val="Heading9Char"/>
     <w:uiPriority w:val="9"/>
+    <w:semiHidden/>
     <w:unhideWhenUsed/>
     <w:qFormat/>
+    <w:rsid w:val="00A10FD9"/>
     <w:pPr>
       <w:keepNext/>
       <w:keepLines/>
-      <w:spacing w:after="0" w:before="200"/>
+      <w:spacing w:after="0"/>
       <w:outlineLvl w:val="8"/>
     </w:pPr>
     <w:rPr>
+      <w:rFonts w:cstheme="majorBidi" w:eastAsiaTheme="majorEastAsia"/>
+      <w:color w:themeColor="text1" w:themeTint="D8" w:val="272727"/>
+    </w:rPr>
+  </w:style>
+  <w:style w:customStyle="1" w:styleId="Heading1Char" w:type="character">
+    <w:name w:val="Heading 1 Char"/>
+    <w:basedOn w:val="DefaultParagraphFont"/>
+    <w:link w:val="Heading1"/>
+    <w:uiPriority w:val="9"/>
+    <w:rsid w:val="00A10FD9"/>
+    <w:rPr>
       <w:rFonts w:asciiTheme="majorHAnsi" w:cstheme="majorBidi" w:eastAsiaTheme="majorEastAsia" w:hAnsiTheme="majorHAnsi"/>
-      <w:color w:themeColor="accent1" w:val="4F81BD"/>
-      <w:sz w:val="24"/>
-      <w:szCs w:val="24"/>
+      <w:color w:themeColor="accent1" w:themeShade="BF" w:val="0F4761"/>
+      <w:sz w:val="40"/>
+      <w:szCs w:val="40"/>
+    </w:rPr>
+  </w:style>
+  <w:style w:customStyle="1" w:styleId="Heading2Char" w:type="character">
+    <w:name w:val="Heading 2 Char"/>
+    <w:basedOn w:val="DefaultParagraphFont"/>
+    <w:link w:val="Heading2"/>
+    <w:uiPriority w:val="9"/>
+    <w:semiHidden/>
+    <w:rsid w:val="00A10FD9"/>
+    <w:rPr>
+      <w:rFonts w:asciiTheme="majorHAnsi" w:cstheme="majorBidi" w:eastAsiaTheme="majorEastAsia" w:hAnsiTheme="majorHAnsi"/>
+      <w:color w:themeColor="accent1" w:themeShade="BF" w:val="0F4761"/>
+      <w:sz w:val="32"/>
+      <w:szCs w:val="32"/>
+    </w:rPr>
+  </w:style>
+  <w:style w:customStyle="1" w:styleId="Heading3Char" w:type="character">
+    <w:name w:val="Heading 3 Char"/>
+    <w:basedOn w:val="DefaultParagraphFont"/>
+    <w:link w:val="Heading3"/>
+    <w:uiPriority w:val="9"/>
+    <w:semiHidden/>
+    <w:rsid w:val="00A10FD9"/>
+    <w:rPr>
+      <w:rFonts w:cstheme="majorBidi" w:eastAsiaTheme="majorEastAsia"/>
+      <w:color w:themeColor="accent1" w:themeShade="BF" w:val="0F4761"/>
+      <w:sz w:val="28"/>
+      <w:szCs w:val="28"/>
+    </w:rPr>
+  </w:style>
+  <w:style w:customStyle="1" w:styleId="Heading4Char" w:type="character">
+    <w:name w:val="Heading 4 Char"/>
+    <w:basedOn w:val="DefaultParagraphFont"/>
+    <w:link w:val="Heading4"/>
+    <w:uiPriority w:val="9"/>
+    <w:semiHidden/>
+    <w:rsid w:val="00A10FD9"/>
+    <w:rPr>
+      <w:rFonts w:cstheme="majorBidi" w:eastAsiaTheme="majorEastAsia"/>
+      <w:i/>
+      <w:iCs/>
+      <w:color w:themeColor="accent1" w:themeShade="BF" w:val="0F4761"/>
+    </w:rPr>
+  </w:style>
+  <w:style w:customStyle="1" w:styleId="Heading5Char" w:type="character">
+    <w:name w:val="Heading 5 Char"/>
+    <w:basedOn w:val="DefaultParagraphFont"/>
+    <w:link w:val="Heading5"/>
+    <w:uiPriority w:val="9"/>
+    <w:semiHidden/>
+    <w:rsid w:val="00A10FD9"/>
+    <w:rPr>
+      <w:rFonts w:cstheme="majorBidi" w:eastAsiaTheme="majorEastAsia"/>
+      <w:color w:themeColor="accent1" w:themeShade="BF" w:val="0F4761"/>
+    </w:rPr>
+  </w:style>
+  <w:style w:customStyle="1" w:styleId="Heading6Char" w:type="character">
+    <w:name w:val="Heading 6 Char"/>
+    <w:basedOn w:val="DefaultParagraphFont"/>
+    <w:link w:val="Heading6"/>
+    <w:uiPriority w:val="9"/>
+    <w:semiHidden/>
+    <w:rsid w:val="00A10FD9"/>
+    <w:rPr>
+      <w:rFonts w:cstheme="majorBidi" w:eastAsiaTheme="majorEastAsia"/>
+      <w:i/>
+      <w:iCs/>
+      <w:color w:themeColor="text1" w:themeTint="A6" w:val="595959"/>
+    </w:rPr>
+  </w:style>
+  <w:style w:customStyle="1" w:styleId="Heading7Char" w:type="character">
+    <w:name w:val="Heading 7 Char"/>
+    <w:basedOn w:val="DefaultParagraphFont"/>
+    <w:link w:val="Heading7"/>
+    <w:uiPriority w:val="9"/>
+    <w:semiHidden/>
+    <w:rsid w:val="00A10FD9"/>
+    <w:rPr>
+      <w:rFonts w:cstheme="majorBidi" w:eastAsiaTheme="majorEastAsia"/>
+      <w:color w:themeColor="text1" w:themeTint="A6" w:val="595959"/>
+    </w:rPr>
+  </w:style>
+  <w:style w:customStyle="1" w:styleId="Heading8Char" w:type="character">
+    <w:name w:val="Heading 8 Char"/>
+    <w:basedOn w:val="DefaultParagraphFont"/>
+    <w:link w:val="Heading8"/>
+    <w:uiPriority w:val="9"/>
+    <w:semiHidden/>
+    <w:rsid w:val="00A10FD9"/>
+    <w:rPr>
+      <w:rFonts w:cstheme="majorBidi" w:eastAsiaTheme="majorEastAsia"/>
+      <w:i/>
+      <w:iCs/>
+      <w:color w:themeColor="text1" w:themeTint="D8" w:val="272727"/>
+    </w:rPr>
+  </w:style>
+  <w:style w:customStyle="1" w:styleId="Heading9Char" w:type="character">
+    <w:name w:val="Heading 9 Char"/>
+    <w:basedOn w:val="DefaultParagraphFont"/>
+    <w:link w:val="Heading9"/>
+    <w:uiPriority w:val="9"/>
+    <w:semiHidden/>
+    <w:rsid w:val="00A10FD9"/>
+    <w:rPr>
+      <w:rFonts w:cstheme="majorBidi" w:eastAsiaTheme="majorEastAsia"/>
+      <w:color w:themeColor="text1" w:themeTint="D8" w:val="272727"/>
     </w:rPr>
   </w:style>
   <w:style w:styleId="BlockText" w:type="paragraph">
@@ -2390,6 +2532,18 @@
     <w:uiPriority w:val="9"/>
     <w:unhideWhenUsed/>
     <w:qFormat/>
+  </w:style>
+  <w:style w:styleId="FootnoteBlockText" w:type="paragraph">
+    <w:name w:val="Footnote Block Text"/>
+    <w:basedOn w:val="FootnoteText"/>
+    <w:next w:val="FootnoteText"/>
+    <w:uiPriority w:val="9"/>
+    <w:unhideWhenUsed/>
+    <w:qFormat/>
+    <w:pPr>
+      <w:spacing w:after="100" w:before="100"/>
+      <w:ind w:firstLine="0" w:left="480" w:right="480"/>
+    </w:pPr>
   </w:style>
   <w:style w:default="1" w:styleId="DefaultParagraphFont" w:type="character">
     <w:name w:val="Default Paragraph Font"/>
@@ -2412,18 +2566,11 @@
       </w:tblCellMar>
     </w:tblPr>
     <w:tblStylePr w:type="firstRow">
-      <w:tblPr>
-        <w:jc w:val="left"/>
-        <w:tblInd w:type="dxa" w:w="0"/>
-      </w:tblPr>
-      <w:trPr>
-        <w:jc w:val="left"/>
-      </w:trPr>
       <w:tcPr>
-        <w:vAlign w:val="bottom"/>
         <w:tcBorders>
           <w:bottom w:val="single"/>
         </w:tcBorders>
+        <w:vAlign w:val="bottom"/>
       </w:tcPr>
     </w:tblStylePr>
   </w:style>
@@ -2538,8 +2685,8 @@
     <w:name w:val="KeywordTok"/>
     <w:basedOn w:val="VerbatimChar"/>
     <w:rPr>
+      <w:b/>
       <w:color w:val="007020"/>
-      <w:b/>
     </w:rPr>
   </w:style>
   <w:style w:type="character" w:customStyle="1" w:styleId="DataTypeTok">
@@ -2616,42 +2763,42 @@
     <w:name w:val="ImportTok"/>
     <w:basedOn w:val="VerbatimChar"/>
     <w:rPr>
+      <w:b/>
       <w:color w:val="008000"/>
-      <w:b/>
     </w:rPr>
   </w:style>
   <w:style w:type="character" w:customStyle="1" w:styleId="CommentTok">
     <w:name w:val="CommentTok"/>
     <w:basedOn w:val="VerbatimChar"/>
     <w:rPr>
+      <w:i/>
       <w:color w:val="60a0b0"/>
-      <w:i/>
     </w:rPr>
   </w:style>
   <w:style w:type="character" w:customStyle="1" w:styleId="DocumentationTok">
     <w:name w:val="DocumentationTok"/>
     <w:basedOn w:val="VerbatimChar"/>
     <w:rPr>
+      <w:i/>
       <w:color w:val="ba2121"/>
-      <w:i/>
     </w:rPr>
   </w:style>
   <w:style w:type="character" w:customStyle="1" w:styleId="AnnotationTok">
     <w:name w:val="AnnotationTok"/>
     <w:basedOn w:val="VerbatimChar"/>
     <w:rPr>
-      <w:color w:val="60a0b0"/>
       <w:b/>
       <w:i/>
+      <w:color w:val="60a0b0"/>
     </w:rPr>
   </w:style>
   <w:style w:type="character" w:customStyle="1" w:styleId="CommentVarTok">
     <w:name w:val="CommentVarTok"/>
     <w:basedOn w:val="VerbatimChar"/>
     <w:rPr>
-      <w:color w:val="60a0b0"/>
       <w:b/>
       <w:i/>
+      <w:color w:val="60a0b0"/>
     </w:rPr>
   </w:style>
   <w:style w:type="character" w:customStyle="1" w:styleId="OtherTok">
@@ -2679,8 +2826,8 @@
     <w:name w:val="ControlFlowTok"/>
     <w:basedOn w:val="VerbatimChar"/>
     <w:rPr>
+      <w:b/>
       <w:color w:val="007020"/>
-      <w:b/>
     </w:rPr>
   </w:style>
   <w:style w:type="character" w:customStyle="1" w:styleId="OperatorTok">
@@ -2725,34 +2872,34 @@
     <w:name w:val="InformationTok"/>
     <w:basedOn w:val="VerbatimChar"/>
     <w:rPr>
-      <w:color w:val="60a0b0"/>
       <w:b/>
       <w:i/>
+      <w:color w:val="60a0b0"/>
     </w:rPr>
   </w:style>
   <w:style w:type="character" w:customStyle="1" w:styleId="WarningTok">
     <w:name w:val="WarningTok"/>
     <w:basedOn w:val="VerbatimChar"/>
     <w:rPr>
-      <w:color w:val="60a0b0"/>
       <w:b/>
       <w:i/>
+      <w:color w:val="60a0b0"/>
     </w:rPr>
   </w:style>
   <w:style w:type="character" w:customStyle="1" w:styleId="AlertTok">
     <w:name w:val="AlertTok"/>
     <w:basedOn w:val="VerbatimChar"/>
     <w:rPr>
+      <w:b/>
       <w:color w:val="ff0000"/>
-      <w:b/>
     </w:rPr>
   </w:style>
   <w:style w:type="character" w:customStyle="1" w:styleId="ErrorTok">
     <w:name w:val="ErrorTok"/>
     <w:basedOn w:val="VerbatimChar"/>
     <w:rPr>
+      <w:b/>
       <w:color w:val="ff0000"/>
-      <w:b/>
     </w:rPr>
   </w:style>
   <w:style w:type="character" w:customStyle="1" w:styleId="NormalTok">
@@ -2774,44 +2921,44 @@
         <a:sysClr val="window" lastClr="FFFFFF"/>
       </a:lt1>
       <a:dk2>
-        <a:srgbClr val="1F497D"/>
+        <a:srgbClr val="0E2841"/>
       </a:dk2>
       <a:lt2>
-        <a:srgbClr val="EEECE1"/>
+        <a:srgbClr val="E8E8E8"/>
       </a:lt2>
       <a:accent1>
-        <a:srgbClr val="4F81BD"/>
+        <a:srgbClr val="156082"/>
       </a:accent1>
       <a:accent2>
-        <a:srgbClr val="C0504D"/>
+        <a:srgbClr val="E97132"/>
       </a:accent2>
       <a:accent3>
-        <a:srgbClr val="9BBB59"/>
+        <a:srgbClr val="196B24"/>
       </a:accent3>
       <a:accent4>
-        <a:srgbClr val="8064A2"/>
+        <a:srgbClr val="0F9ED5"/>
       </a:accent4>
       <a:accent5>
-        <a:srgbClr val="4BACC6"/>
+        <a:srgbClr val="A02B93"/>
       </a:accent5>
       <a:accent6>
-        <a:srgbClr val="F79646"/>
+        <a:srgbClr val="4EA72E"/>
       </a:accent6>
       <a:hlink>
-        <a:srgbClr val="0000FF"/>
+        <a:srgbClr val="467886"/>
       </a:hlink>
       <a:folHlink>
-        <a:srgbClr val="800080"/>
+        <a:srgbClr val="96607D"/>
       </a:folHlink>
     </a:clrScheme>
     <a:fontScheme name="Office">
       <a:majorFont>
-        <a:latin typeface="Calibri"/>
+        <a:latin typeface="Aptos Display" panose="02110004020202020204"/>
         <a:ea typeface=""/>
         <a:cs typeface=""/>
-        <a:font script="Jpan" typeface="ＭＳ ゴシック"/>
+        <a:font script="Jpan" typeface="游ゴシック Light"/>
         <a:font script="Hang" typeface="맑은 고딕"/>
-        <a:font script="Hans" typeface="宋体"/>
+        <a:font script="Hans" typeface="等线 Light"/>
         <a:font script="Hant" typeface="新細明體"/>
         <a:font script="Arab" typeface="Times New Roman"/>
         <a:font script="Hebr" typeface="Times New Roman"/>
@@ -2838,14 +2985,32 @@
         <a:font script="Mong" typeface="Mongolian Baiti"/>
         <a:font script="Viet" typeface="Times New Roman"/>
         <a:font script="Uigh" typeface="Microsoft Uighur"/>
+        <a:font script="Geor" typeface="Sylfaen"/>
+        <a:font script="Armn" typeface="Arial"/>
+        <a:font script="Bugi" typeface="Leelawadee UI"/>
+        <a:font script="Bopo" typeface="Microsoft JhengHei"/>
+        <a:font script="Java" typeface="Javanese Text"/>
+        <a:font script="Lisu" typeface="Segoe UI"/>
+        <a:font script="Mymr" typeface="Myanmar Text"/>
+        <a:font script="Nkoo" typeface="Ebrima"/>
+        <a:font script="Olck" typeface="Nirmala UI"/>
+        <a:font script="Osma" typeface="Ebrima"/>
+        <a:font script="Phag" typeface="Phagspa"/>
+        <a:font script="Syrn" typeface="Estrangelo Edessa"/>
+        <a:font script="Syrj" typeface="Estrangelo Edessa"/>
+        <a:font script="Syre" typeface="Estrangelo Edessa"/>
+        <a:font script="Sora" typeface="Nirmala UI"/>
+        <a:font script="Tale" typeface="Microsoft Tai Le"/>
+        <a:font script="Talu" typeface="Microsoft New Tai Lue"/>
+        <a:font script="Tfng" typeface="Ebrima"/>
       </a:majorFont>
       <a:minorFont>
-        <a:latin typeface="Cambria"/>
+        <a:latin typeface="Aptos" panose="02110004020202020204"/>
         <a:ea typeface=""/>
         <a:cs typeface=""/>
-        <a:font script="Jpan" typeface="ＭＳ 明朝"/>
+        <a:font script="Jpan" typeface="游明朝"/>
         <a:font script="Hang" typeface="맑은 고딕"/>
-        <a:font script="Hans" typeface="宋体"/>
+        <a:font script="Hans" typeface="等线"/>
         <a:font script="Hant" typeface="新細明體"/>
         <a:font script="Arab" typeface="Arial"/>
         <a:font script="Hebr" typeface="Arial"/>
@@ -2872,6 +3037,24 @@
         <a:font script="Mong" typeface="Mongolian Baiti"/>
         <a:font script="Viet" typeface="Arial"/>
         <a:font script="Uigh" typeface="Microsoft Uighur"/>
+        <a:font script="Geor" typeface="Sylfaen"/>
+        <a:font script="Armn" typeface="Arial"/>
+        <a:font script="Bugi" typeface="Leelawadee UI"/>
+        <a:font script="Bopo" typeface="Microsoft JhengHei"/>
+        <a:font script="Java" typeface="Javanese Text"/>
+        <a:font script="Lisu" typeface="Segoe UI"/>
+        <a:font script="Mymr" typeface="Myanmar Text"/>
+        <a:font script="Nkoo" typeface="Ebrima"/>
+        <a:font script="Olck" typeface="Nirmala UI"/>
+        <a:font script="Osma" typeface="Ebrima"/>
+        <a:font script="Phag" typeface="Phagspa"/>
+        <a:font script="Syrn" typeface="Estrangelo Edessa"/>
+        <a:font script="Syrj" typeface="Estrangelo Edessa"/>
+        <a:font script="Syre" typeface="Estrangelo Edessa"/>
+        <a:font script="Sora" typeface="Nirmala UI"/>
+        <a:font script="Tale" typeface="Microsoft Tai Le"/>
+        <a:font script="Talu" typeface="Microsoft New Tai Lue"/>
+        <a:font script="Tfng" typeface="Ebrima"/>
       </a:minorFont>
     </a:fontScheme>
     <a:fmtScheme name="Office">
@@ -2883,200 +3066,141 @@
           <a:gsLst>
             <a:gs pos="0">
               <a:schemeClr val="phClr">
-                <a:tint val="50000"/>
-                <a:satMod val="300000"/>
+                <a:lumMod val="110000"/>
+                <a:satMod val="105000"/>
+                <a:tint val="67000"/>
               </a:schemeClr>
             </a:gs>
-            <a:gs pos="35000">
+            <a:gs pos="50000">
               <a:schemeClr val="phClr">
-                <a:tint val="37000"/>
-                <a:satMod val="300000"/>
+                <a:lumMod val="105000"/>
+                <a:satMod val="103000"/>
+                <a:tint val="73000"/>
               </a:schemeClr>
             </a:gs>
             <a:gs pos="100000">
               <a:schemeClr val="phClr">
-                <a:tint val="15000"/>
-                <a:satMod val="350000"/>
+                <a:lumMod val="105000"/>
+                <a:satMod val="109000"/>
+                <a:tint val="81000"/>
               </a:schemeClr>
             </a:gs>
           </a:gsLst>
-          <a:lin ang="16200000" scaled="1"/>
+          <a:lin ang="5400000" scaled="0"/>
         </a:gradFill>
         <a:gradFill rotWithShape="1">
           <a:gsLst>
             <a:gs pos="0">
               <a:schemeClr val="phClr">
-                <a:tint val="100000"/>
+                <a:satMod val="103000"/>
+                <a:lumMod val="102000"/>
+                <a:tint val="94000"/>
+              </a:schemeClr>
+            </a:gs>
+            <a:gs pos="50000">
+              <a:schemeClr val="phClr">
+                <a:satMod val="110000"/>
+                <a:lumMod val="100000"/>
                 <a:shade val="100000"/>
-                <a:satMod val="130000"/>
               </a:schemeClr>
             </a:gs>
             <a:gs pos="100000">
               <a:schemeClr val="phClr">
-                <a:tint val="50000"/>
-                <a:shade val="100000"/>
-                <a:satMod val="350000"/>
+                <a:lumMod val="99000"/>
+                <a:satMod val="120000"/>
+                <a:shade val="78000"/>
               </a:schemeClr>
             </a:gs>
           </a:gsLst>
-          <a:lin ang="16200000" scaled="0"/>
+          <a:lin ang="5400000" scaled="0"/>
         </a:gradFill>
       </a:fillStyleLst>
       <a:lnStyleLst>
-        <a:ln w="9525" cap="flat" cmpd="sng" algn="ctr">
-          <a:solidFill>
-            <a:schemeClr val="phClr">
-              <a:shade val="95000"/>
-              <a:satMod val="105000"/>
-            </a:schemeClr>
-          </a:solidFill>
-          <a:prstDash val="solid"/>
-        </a:ln>
-        <a:ln w="25400" cap="flat" cmpd="sng" algn="ctr">
+        <a:ln w="6350" cap="flat" cmpd="sng" algn="ctr">
           <a:solidFill>
             <a:schemeClr val="phClr"/>
           </a:solidFill>
           <a:prstDash val="solid"/>
+          <a:miter lim="800000"/>
         </a:ln>
-        <a:ln w="38100" cap="flat" cmpd="sng" algn="ctr">
+        <a:ln w="12700" cap="flat" cmpd="sng" algn="ctr">
           <a:solidFill>
             <a:schemeClr val="phClr"/>
           </a:solidFill>
           <a:prstDash val="solid"/>
+          <a:miter lim="800000"/>
+        </a:ln>
+        <a:ln w="19050" cap="flat" cmpd="sng" algn="ctr">
+          <a:solidFill>
+            <a:schemeClr val="phClr"/>
+          </a:solidFill>
+          <a:prstDash val="solid"/>
+          <a:miter lim="800000"/>
         </a:ln>
       </a:lnStyleLst>
       <a:effectStyleLst>
         <a:effectStyle>
+          <a:effectLst/>
+        </a:effectStyle>
+        <a:effectStyle>
+          <a:effectLst/>
+        </a:effectStyle>
+        <a:effectStyle>
           <a:effectLst>
-            <a:outerShdw blurRad="40000" dist="20000" dir="5400000" rotWithShape="0">
+            <a:outerShdw blurRad="57150" dist="19050" dir="5400000" algn="ctr" rotWithShape="0">
               <a:srgbClr val="000000">
-                <a:alpha val="38000"/>
+                <a:alpha val="63000"/>
               </a:srgbClr>
             </a:outerShdw>
           </a:effectLst>
-        </a:effectStyle>
-        <a:effectStyle>
-          <a:effectLst>
-            <a:outerShdw blurRad="40000" dist="23000" dir="5400000" rotWithShape="0">
-              <a:srgbClr val="000000">
-                <a:alpha val="35000"/>
-              </a:srgbClr>
-            </a:outerShdw>
-          </a:effectLst>
-        </a:effectStyle>
-        <a:effectStyle>
-          <a:effectLst>
-            <a:outerShdw blurRad="40000" dist="23000" dir="5400000" rotWithShape="0">
-              <a:srgbClr val="000000">
-                <a:alpha val="35000"/>
-              </a:srgbClr>
-            </a:outerShdw>
-          </a:effectLst>
-          <a:scene3d>
-            <a:camera prst="orthographicFront">
-              <a:rot lat="0" lon="0" rev="0"/>
-            </a:camera>
-            <a:lightRig rig="threePt" dir="t">
-              <a:rot lat="0" lon="0" rev="1200000"/>
-            </a:lightRig>
-          </a:scene3d>
-          <a:sp3d>
-            <a:bevelT w="63500" h="25400"/>
-          </a:sp3d>
         </a:effectStyle>
       </a:effectStyleLst>
       <a:bgFillStyleLst>
         <a:solidFill>
           <a:schemeClr val="phClr"/>
         </a:solidFill>
+        <a:solidFill>
+          <a:schemeClr val="phClr">
+            <a:tint val="95000"/>
+            <a:satMod val="170000"/>
+          </a:schemeClr>
+        </a:solidFill>
         <a:gradFill rotWithShape="1">
           <a:gsLst>
             <a:gs pos="0">
               <a:schemeClr val="phClr">
-                <a:tint val="40000"/>
-                <a:satMod val="350000"/>
+                <a:tint val="93000"/>
+                <a:satMod val="150000"/>
+                <a:shade val="98000"/>
+                <a:lumMod val="102000"/>
               </a:schemeClr>
             </a:gs>
-            <a:gs pos="40000">
+            <a:gs pos="50000">
               <a:schemeClr val="phClr">
-                <a:tint val="45000"/>
-                <a:shade val="99000"/>
-                <a:satMod val="350000"/>
+                <a:tint val="98000"/>
+                <a:satMod val="130000"/>
+                <a:shade val="90000"/>
+                <a:lumMod val="103000"/>
               </a:schemeClr>
             </a:gs>
             <a:gs pos="100000">
               <a:schemeClr val="phClr">
-                <a:shade val="20000"/>
-                <a:satMod val="255000"/>
+                <a:shade val="63000"/>
+                <a:satMod val="120000"/>
               </a:schemeClr>
             </a:gs>
           </a:gsLst>
-          <a:path path="circle">
-            <a:fillToRect l="50000" t="-80000" r="50000" b="180000"/>
-          </a:path>
-        </a:gradFill>
-        <a:gradFill rotWithShape="1">
-          <a:gsLst>
-            <a:gs pos="0">
-              <a:schemeClr val="phClr">
-                <a:tint val="80000"/>
-                <a:satMod val="300000"/>
-              </a:schemeClr>
-            </a:gs>
-            <a:gs pos="100000">
-              <a:schemeClr val="phClr">
-                <a:shade val="30000"/>
-                <a:satMod val="200000"/>
-              </a:schemeClr>
-            </a:gs>
-          </a:gsLst>
-          <a:path path="circle">
-            <a:fillToRect l="50000" t="50000" r="50000" b="50000"/>
-          </a:path>
+          <a:lin ang="5400000" scaled="0"/>
         </a:gradFill>
       </a:bgFillStyleLst>
     </a:fmtScheme>
   </a:themeElements>
-  <a:objectDefaults>
-    <a:spDef>
-      <a:spPr/>
-      <a:bodyPr/>
-      <a:lstStyle/>
-      <a:style>
-        <a:lnRef idx="1">
-          <a:schemeClr val="accent1"/>
-        </a:lnRef>
-        <a:fillRef idx="3">
-          <a:schemeClr val="accent1"/>
-        </a:fillRef>
-        <a:effectRef idx="2">
-          <a:schemeClr val="accent1"/>
-        </a:effectRef>
-        <a:fontRef idx="minor">
-          <a:schemeClr val="lt1"/>
-        </a:fontRef>
-      </a:style>
-    </a:spDef>
-    <a:lnDef>
-      <a:spPr/>
-      <a:bodyPr/>
-      <a:lstStyle/>
-      <a:style>
-        <a:lnRef idx="2">
-          <a:schemeClr val="accent1"/>
-        </a:lnRef>
-        <a:fillRef idx="0">
-          <a:schemeClr val="accent1"/>
-        </a:fillRef>
-        <a:effectRef idx="1">
-          <a:schemeClr val="accent1"/>
-        </a:effectRef>
-        <a:fontRef idx="minor">
-          <a:schemeClr val="tx1"/>
-        </a:fontRef>
-      </a:style>
-    </a:lnDef>
-  </a:objectDefaults>
+  <a:objectDefaults/>
   <a:extraClrSchemeLst/>
+  <a:extLst>
+    <a:ext uri="{05A4C25C-085E-4340-85A3-A5531E510DB2}">
+      <thm15:themeFamily xmlns:thm15="http://schemas.microsoft.com/office/thememl/2012/main" name="Office Theme" id="{2E142A2C-CD16-42D6-873A-C26D2A0506FA}" vid="{1BDDFF52-6CD6-40A5-AB3C-68EB2F1E4D0A}"/>
+    </a:ext>
+  </a:extLst>
 </a:theme>
 </file>
--- a/visa_appendices/docx/B_founder_cv.docx
+++ b/visa_appendices/docx/B_founder_cv.docx
@@ -2,14 +2,6 @@
 <file path=word/document.xml><?xml version="1.0" encoding="utf-8"?>
 <w:document xmlns:w="http://schemas.openxmlformats.org/wordprocessingml/2006/main" xmlns:m="http://schemas.openxmlformats.org/officeDocument/2006/math" xmlns:r="http://schemas.openxmlformats.org/officeDocument/2006/relationships" xmlns:o="urn:schemas-microsoft-com:office:office" xmlns:v="urn:schemas-microsoft-com:vml" xmlns:w10="urn:schemas-microsoft-com:office:word" xmlns:a="http://schemas.openxmlformats.org/drawingml/2006/main" xmlns:pic="http://schemas.openxmlformats.org/drawingml/2006/picture" xmlns:wp="http://schemas.openxmlformats.org/drawingml/2006/wordprocessingDrawing">
   <w:body>
-    <w:p>
-      <w:pPr>
-        <w:pStyle w:val="Title"/>
-      </w:pPr>
-      <w:r>
-        <w:t xml:space="preserve">B_founder_cv</w:t>
-      </w:r>
-    </w:p>
     <w:bookmarkStart w:id="31" w:name="appendix-b-founder-cv-yusuf-quadri"/>
     <w:p>
       <w:pPr>

--- a/visa_appendices/docx/B_founder_cv.docx
+++ b/visa_appendices/docx/B_founder_cv.docx
@@ -1548,7 +1548,7 @@
               <w:pStyle w:val="Compact"/>
             </w:pPr>
             <w:r>
-              <w:t xml:space="preserve">Month 6 post-endorsement</w:t>
+              <w:t xml:space="preserve">Q1 Year 2 (ahead of the Q2 Year 2 penetration test)</w:t>
             </w:r>
           </w:p>
         </w:tc>

--- a/visa_appendices/docx/B_founder_cv.docx
+++ b/visa_appendices/docx/B_founder_cv.docx
@@ -454,13 +454,13 @@
         <w:t xml:space="preserve">Experience</w:t>
       </w:r>
     </w:p>
-    <w:bookmarkStart w:id="11" w:name="X93ab02486f7d338d0db0a7b009f36003e4b3d4b"/>
+    <w:bookmarkStart w:id="11" w:name="X683b887150d425dba709fb00a2555d1b89f036d"/>
     <w:p>
       <w:pPr>
         <w:pStyle w:val="Heading3"/>
       </w:pPr>
       <w:r>
-        <w:t xml:space="preserve">Founder &amp; CEO — DEQUAD (DEQUAD Ltd, in formation)</w:t>
+        <w:t xml:space="preserve">Founder &amp; CEO — DEQUAD (DEQUAD Ltd, Company No. 17405964)</w:t>
       </w:r>
     </w:p>
     <w:p>
